--- a/documentos-fonte/POP_ROBO_GO2.docx
+++ b/documentos-fonte/POP_ROBO_GO2.docx
@@ -218,95 +218,12 @@
     </w:p>
     <w:p>
       <w:pPr>
-        <w:spacing w:before="200"/>
-        <w:ind w:firstLine="709"/>
-        <w:jc w:val="both"/>
-      </w:pPr>
-      <w:r>
-        <w:t xml:space="preserve">Este Manual foi elaborado pela </w:t>
-      </w:r>
-      <w:r>
-        <w:rPr>
-          <w:b/>
-          <w:bCs/>
-        </w:rPr>
-        <w:t>XD4Solutions</w:t>
-      </w:r>
-      <w:r>
-        <w:t xml:space="preserve"> para estabelecer os procedimentos operacionais padronizados aplicáveis às operações realizadas com o </w:t>
-      </w:r>
-      <w:r>
-        <w:rPr>
-          <w:b/>
-          <w:bCs/>
-        </w:rPr>
-        <w:t>Robô Quadrúpede Unitree GO2</w:t>
-      </w:r>
-      <w:r>
-        <w:t>.</w:t>
-      </w:r>
-    </w:p>
-    <w:p>
-      <w:pPr>
-        <w:spacing w:before="200"/>
-        <w:ind w:firstLine="709"/>
-        <w:jc w:val="both"/>
-      </w:pPr>
-      <w:r>
-        <w:t>Seu conteúdo foi desenvolvido com base na experiência operacional da XD4Solutions, nas recomendações e documentação técnica do fabricante Unitree, nas normas de segurança de máquinas aplicáveis (NR-12) e nas melhores práticas de operação de robôs quadrúpedes em ambientes compartilhados com pessoas.</w:t>
-      </w:r>
-    </w:p>
-    <w:p>
-      <w:pPr>
-        <w:spacing w:before="200"/>
-        <w:ind w:firstLine="709"/>
-        <w:jc w:val="both"/>
-      </w:pPr>
-      <w:r>
-        <w:t xml:space="preserve">A estrutura deste Manual incorpora princípios de disciplina operacional amplamente utilizados na aviação e já adotados pela XD4Solutions em suas demais plataformas, como o emprego sistemático de checklists, a realização de briefings e </w:t>
-      </w:r>
-      <w:proofErr w:type="spellStart"/>
-      <w:r>
-        <w:t>debriefings</w:t>
-      </w:r>
-      <w:proofErr w:type="spellEnd"/>
-      <w:r>
-        <w:t>, a tomada de decisão Go/</w:t>
-      </w:r>
-      <w:proofErr w:type="spellStart"/>
-      <w:r>
-        <w:t>No-Go</w:t>
-      </w:r>
-      <w:proofErr w:type="spellEnd"/>
-      <w:r>
-        <w:t>, a definição clara de responsabilidades e a manutenção de uma cadeia de comando durante as operações. Esses conceitos foram adaptados à realidade das atividades desenvolvidas pela XD4Solutions, considerando as características específicas do Unitree GO2 e da operação de um robô quadrúpede em ambientes industriais e institucionais compartilhados com pessoas.</w:t>
-      </w:r>
-    </w:p>
-    <w:p>
-      <w:pPr>
-        <w:spacing w:before="200"/>
-        <w:ind w:firstLine="709"/>
-        <w:jc w:val="both"/>
-      </w:pPr>
-      <w:r>
-        <w:t>Este Manual tem como finalidade padronizar as operações, promover a segurança das equipes, preservar a integridade dos equipamentos, garantir a qualidade técnica das inspeções e assegurar a uniformidade dos serviços executados pela XD4Solutions.</w:t>
-      </w:r>
-    </w:p>
-    <w:p>
-      <w:pPr>
-        <w:spacing w:before="200"/>
-        <w:ind w:firstLine="709"/>
-        <w:jc w:val="both"/>
-      </w:pPr>
-      <w:r>
-        <w:t>As práticas e procedimentos descritos refletem a estrutura organizacional, a cultura de segurança e os processos internos adotados pela XD4Solutions, sendo proporcionais à natureza de suas operações e voltados à utilização segura e eficiente do Unitree GO2 em aplicações industriais, institucionais e de pesquisa.</w:t>
-      </w:r>
-    </w:p>
-    <w:p>
-      <w:pPr>
         <w:spacing w:before="200" w:line="276" w:lineRule="auto"/>
         <w:ind w:firstLine="709"/>
       </w:pPr>
+      <w:r>
+        <w:t>testando</w:t>
+      </w:r>
     </w:p>
     <w:p>
       <w:pPr>
@@ -340,11 +257,25 @@
     </w:p>
     <w:p>
       <w:pPr>
+        <w:spacing w:before="200" w:line="276" w:lineRule="auto"/>
+        <w:ind w:firstLine="709"/>
+      </w:pPr>
+    </w:p>
+    <w:p>
+      <w:pPr>
+        <w:spacing w:before="200" w:line="276" w:lineRule="auto"/>
+      </w:pPr>
+    </w:p>
+    <w:p>
+      <w:pPr>
         <w:tabs>
           <w:tab w:val="left" w:pos="8083"/>
         </w:tabs>
         <w:spacing w:before="200" w:line="276" w:lineRule="auto"/>
       </w:pPr>
+      <w:r>
+        <w:tab/>
+      </w:r>
     </w:p>
     <w:sdt>
       <w:sdtPr>
@@ -397,7 +328,7 @@
           <w:r>
             <w:fldChar w:fldCharType="separate"/>
           </w:r>
-          <w:hyperlink w:anchor="_Toc234915526" w:history="1">
+          <w:hyperlink w:anchor="_Toc235002851" w:history="1">
             <w:r>
               <w:rPr>
                 <w:rStyle w:val="Hyperlink"/>
@@ -411,7 +342,7 @@
               <w:fldChar w:fldCharType="begin"/>
             </w:r>
             <w:r>
-              <w:instrText xml:space="preserve"> PAGEREF _Toc234915526 \h </w:instrText>
+              <w:instrText xml:space="preserve"> PAGEREF _Toc235002851 \h </w:instrText>
             </w:r>
             <w:r>
               <w:fldChar w:fldCharType="separate"/>
@@ -436,7 +367,7 @@
               <w14:ligatures w14:val="standardContextual"/>
             </w:rPr>
           </w:pPr>
-          <w:hyperlink w:anchor="_Toc234915527" w:history="1">
+          <w:hyperlink w:anchor="_Toc235002852" w:history="1">
             <w:r>
               <w:rPr>
                 <w:rStyle w:val="Hyperlink"/>
@@ -450,7 +381,7 @@
               <w:fldChar w:fldCharType="begin"/>
             </w:r>
             <w:r>
-              <w:instrText xml:space="preserve"> PAGEREF _Toc234915527 \h </w:instrText>
+              <w:instrText xml:space="preserve"> PAGEREF _Toc235002852 \h </w:instrText>
             </w:r>
             <w:r>
               <w:fldChar w:fldCharType="separate"/>
@@ -475,7 +406,7 @@
               <w14:ligatures w14:val="standardContextual"/>
             </w:rPr>
           </w:pPr>
-          <w:hyperlink w:anchor="_Toc234915528" w:history="1">
+          <w:hyperlink w:anchor="_Toc235002853" w:history="1">
             <w:r>
               <w:rPr>
                 <w:rStyle w:val="Hyperlink"/>
@@ -489,7 +420,7 @@
               <w:fldChar w:fldCharType="begin"/>
             </w:r>
             <w:r>
-              <w:instrText xml:space="preserve"> PAGEREF _Toc234915528 \h </w:instrText>
+              <w:instrText xml:space="preserve"> PAGEREF _Toc235002853 \h </w:instrText>
             </w:r>
             <w:r>
               <w:fldChar w:fldCharType="separate"/>
@@ -514,7 +445,7 @@
               <w14:ligatures w14:val="standardContextual"/>
             </w:rPr>
           </w:pPr>
-          <w:hyperlink w:anchor="_Toc234915529" w:history="1">
+          <w:hyperlink w:anchor="_Toc235002854" w:history="1">
             <w:r>
               <w:rPr>
                 <w:rStyle w:val="Hyperlink"/>
@@ -528,7 +459,7 @@
               <w:fldChar w:fldCharType="begin"/>
             </w:r>
             <w:r>
-              <w:instrText xml:space="preserve"> PAGEREF _Toc234915529 \h </w:instrText>
+              <w:instrText xml:space="preserve"> PAGEREF _Toc235002854 \h </w:instrText>
             </w:r>
             <w:r>
               <w:fldChar w:fldCharType="separate"/>
@@ -553,7 +484,7 @@
               <w14:ligatures w14:val="standardContextual"/>
             </w:rPr>
           </w:pPr>
-          <w:hyperlink w:anchor="_Toc234915530" w:history="1">
+          <w:hyperlink w:anchor="_Toc235002855" w:history="1">
             <w:r>
               <w:rPr>
                 <w:rStyle w:val="Hyperlink"/>
@@ -567,7 +498,7 @@
               <w:fldChar w:fldCharType="begin"/>
             </w:r>
             <w:r>
-              <w:instrText xml:space="preserve"> PAGEREF _Toc234915530 \h </w:instrText>
+              <w:instrText xml:space="preserve"> PAGEREF _Toc235002855 \h </w:instrText>
             </w:r>
             <w:r>
               <w:fldChar w:fldCharType="separate"/>
@@ -592,7 +523,7 @@
               <w14:ligatures w14:val="standardContextual"/>
             </w:rPr>
           </w:pPr>
-          <w:hyperlink w:anchor="_Toc234915531" w:history="1">
+          <w:hyperlink w:anchor="_Toc235002856" w:history="1">
             <w:r>
               <w:rPr>
                 <w:rStyle w:val="Hyperlink"/>
@@ -606,7 +537,7 @@
               <w:fldChar w:fldCharType="begin"/>
             </w:r>
             <w:r>
-              <w:instrText xml:space="preserve"> PAGEREF _Toc234915531 \h </w:instrText>
+              <w:instrText xml:space="preserve"> PAGEREF _Toc235002856 \h </w:instrText>
             </w:r>
             <w:r>
               <w:fldChar w:fldCharType="separate"/>
@@ -631,7 +562,7 @@
               <w14:ligatures w14:val="standardContextual"/>
             </w:rPr>
           </w:pPr>
-          <w:hyperlink w:anchor="_Toc234915532" w:history="1">
+          <w:hyperlink w:anchor="_Toc235002857" w:history="1">
             <w:r>
               <w:rPr>
                 <w:rStyle w:val="Hyperlink"/>
@@ -645,7 +576,7 @@
               <w:fldChar w:fldCharType="begin"/>
             </w:r>
             <w:r>
-              <w:instrText xml:space="preserve"> PAGEREF _Toc234915532 \h </w:instrText>
+              <w:instrText xml:space="preserve"> PAGEREF _Toc235002857 \h </w:instrText>
             </w:r>
             <w:r>
               <w:fldChar w:fldCharType="separate"/>
@@ -670,7 +601,7 @@
               <w14:ligatures w14:val="standardContextual"/>
             </w:rPr>
           </w:pPr>
-          <w:hyperlink w:anchor="_Toc234915533" w:history="1">
+          <w:hyperlink w:anchor="_Toc235002858" w:history="1">
             <w:r>
               <w:rPr>
                 <w:rStyle w:val="Hyperlink"/>
@@ -684,7 +615,7 @@
               <w:fldChar w:fldCharType="begin"/>
             </w:r>
             <w:r>
-              <w:instrText xml:space="preserve"> PAGEREF _Toc234915533 \h </w:instrText>
+              <w:instrText xml:space="preserve"> PAGEREF _Toc235002858 \h </w:instrText>
             </w:r>
             <w:r>
               <w:fldChar w:fldCharType="separate"/>
@@ -709,7 +640,7 @@
               <w14:ligatures w14:val="standardContextual"/>
             </w:rPr>
           </w:pPr>
-          <w:hyperlink w:anchor="_Toc234915534" w:history="1">
+          <w:hyperlink w:anchor="_Toc235002859" w:history="1">
             <w:r>
               <w:rPr>
                 <w:rStyle w:val="Hyperlink"/>
@@ -723,7 +654,7 @@
               <w:fldChar w:fldCharType="begin"/>
             </w:r>
             <w:r>
-              <w:instrText xml:space="preserve"> PAGEREF _Toc234915534 \h </w:instrText>
+              <w:instrText xml:space="preserve"> PAGEREF _Toc235002859 \h </w:instrText>
             </w:r>
             <w:r>
               <w:fldChar w:fldCharType="separate"/>
@@ -748,7 +679,7 @@
               <w14:ligatures w14:val="standardContextual"/>
             </w:rPr>
           </w:pPr>
-          <w:hyperlink w:anchor="_Toc234915535" w:history="1">
+          <w:hyperlink w:anchor="_Toc235002860" w:history="1">
             <w:r>
               <w:rPr>
                 <w:rStyle w:val="Hyperlink"/>
@@ -762,7 +693,7 @@
               <w:fldChar w:fldCharType="begin"/>
             </w:r>
             <w:r>
-              <w:instrText xml:space="preserve"> PAGEREF _Toc234915535 \h </w:instrText>
+              <w:instrText xml:space="preserve"> PAGEREF _Toc235002860 \h </w:instrText>
             </w:r>
             <w:r>
               <w:fldChar w:fldCharType="separate"/>
@@ -787,7 +718,7 @@
               <w14:ligatures w14:val="standardContextual"/>
             </w:rPr>
           </w:pPr>
-          <w:hyperlink w:anchor="_Toc234915536" w:history="1">
+          <w:hyperlink w:anchor="_Toc235002861" w:history="1">
             <w:r>
               <w:rPr>
                 <w:rStyle w:val="Hyperlink"/>
@@ -801,7 +732,7 @@
               <w:fldChar w:fldCharType="begin"/>
             </w:r>
             <w:r>
-              <w:instrText xml:space="preserve"> PAGEREF _Toc234915536 \h </w:instrText>
+              <w:instrText xml:space="preserve"> PAGEREF _Toc235002861 \h </w:instrText>
             </w:r>
             <w:r>
               <w:fldChar w:fldCharType="separate"/>
@@ -826,7 +757,7 @@
               <w14:ligatures w14:val="standardContextual"/>
             </w:rPr>
           </w:pPr>
-          <w:hyperlink w:anchor="_Toc234915537" w:history="1">
+          <w:hyperlink w:anchor="_Toc235002862" w:history="1">
             <w:r>
               <w:rPr>
                 <w:rStyle w:val="Hyperlink"/>
@@ -840,7 +771,7 @@
               <w:fldChar w:fldCharType="begin"/>
             </w:r>
             <w:r>
-              <w:instrText xml:space="preserve"> PAGEREF _Toc234915537 \h </w:instrText>
+              <w:instrText xml:space="preserve"> PAGEREF _Toc235002862 \h </w:instrText>
             </w:r>
             <w:r>
               <w:fldChar w:fldCharType="separate"/>
@@ -865,7 +796,7 @@
               <w14:ligatures w14:val="standardContextual"/>
             </w:rPr>
           </w:pPr>
-          <w:hyperlink w:anchor="_Toc234915538" w:history="1">
+          <w:hyperlink w:anchor="_Toc235002863" w:history="1">
             <w:r>
               <w:rPr>
                 <w:rStyle w:val="Hyperlink"/>
@@ -879,7 +810,7 @@
               <w:fldChar w:fldCharType="begin"/>
             </w:r>
             <w:r>
-              <w:instrText xml:space="preserve"> PAGEREF _Toc234915538 \h </w:instrText>
+              <w:instrText xml:space="preserve"> PAGEREF _Toc235002863 \h </w:instrText>
             </w:r>
             <w:r>
               <w:fldChar w:fldCharType="separate"/>
@@ -904,7 +835,7 @@
               <w14:ligatures w14:val="standardContextual"/>
             </w:rPr>
           </w:pPr>
-          <w:hyperlink w:anchor="_Toc234915539" w:history="1">
+          <w:hyperlink w:anchor="_Toc235002864" w:history="1">
             <w:r>
               <w:rPr>
                 <w:rStyle w:val="Hyperlink"/>
@@ -918,52 +849,13 @@
               <w:fldChar w:fldCharType="begin"/>
             </w:r>
             <w:r>
-              <w:instrText xml:space="preserve"> PAGEREF _Toc234915539 \h </w:instrText>
+              <w:instrText xml:space="preserve"> PAGEREF _Toc235002864 \h </w:instrText>
             </w:r>
             <w:r>
               <w:fldChar w:fldCharType="separate"/>
             </w:r>
             <w:r>
               <w:t>29</w:t>
-            </w:r>
-            <w:r>
-              <w:fldChar w:fldCharType="end"/>
-            </w:r>
-          </w:hyperlink>
-        </w:p>
-        <w:p>
-          <w:pPr>
-            <w:pStyle w:val="Sumrio1"/>
-            <w:rPr>
-              <w:rFonts w:asciiTheme="minorHAnsi" w:eastAsiaTheme="minorEastAsia" w:hAnsiTheme="minorHAnsi" w:cstheme="minorBidi"/>
-              <w:color w:val="auto"/>
-              <w:kern w:val="2"/>
-              <w:sz w:val="24"/>
-              <w:szCs w:val="24"/>
-              <w14:ligatures w14:val="standardContextual"/>
-            </w:rPr>
-          </w:pPr>
-          <w:hyperlink w:anchor="_Toc234915540" w:history="1">
-            <w:r>
-              <w:rPr>
-                <w:rStyle w:val="Hyperlink"/>
-              </w:rPr>
-              <w:t>15. REFERÊNCIAS NORMATIVAS</w:t>
-            </w:r>
-            <w:r>
-              <w:tab/>
-            </w:r>
-            <w:r>
-              <w:fldChar w:fldCharType="begin"/>
-            </w:r>
-            <w:r>
-              <w:instrText xml:space="preserve"> PAGEREF _Toc234915540 \h </w:instrText>
-            </w:r>
-            <w:r>
-              <w:fldChar w:fldCharType="separate"/>
-            </w:r>
-            <w:r>
-              <w:t>31</w:t>
             </w:r>
             <w:r>
               <w:fldChar w:fldCharType="end"/>
@@ -1077,14 +969,8 @@
       <w:pPr>
         <w:pStyle w:val="Ttulo1"/>
       </w:pPr>
-    </w:p>
-    <w:p>
-      <w:pPr>
-        <w:pStyle w:val="Ttulo1"/>
-      </w:pPr>
-      <w:bookmarkStart w:id="0" w:name="_Toc234915526"/>
-      <w:r>
-        <w:lastRenderedPageBreak/>
+      <w:bookmarkStart w:id="0" w:name="_Toc235002851"/>
+      <w:r>
         <w:t>1. OBJETIVO</w:t>
       </w:r>
       <w:bookmarkEnd w:id="0"/>
@@ -1190,6 +1076,7 @@
         <w:jc w:val="both"/>
       </w:pPr>
       <w:r>
+        <w:lastRenderedPageBreak/>
         <w:t>Definir os procedimentos de emergência e de contenção aplicáveis a falhas de locomoção, perda de comunicação, falhas de bateria e demais ocorrências típicas da operação de robôs quadrúpedes.</w:t>
       </w:r>
     </w:p>
@@ -1242,16 +1129,7 @@
                 <w:iCs/>
                 <w:color w:val="156082"/>
               </w:rPr>
-              <w:t xml:space="preserve">Nota: Abrangência de Modelos: Este Manual aplica-se a todas as variantes do robô Unitree GO2 comercializadas ou operadas pela XD4Solutions, incluindo, sem caráter exaustivo, as configurações GO2 Air, GO2 Pro, GO2 X, GO2 EDU, GO2 EDU Plus e a variante rodo-articulada GO2-W, independentemente do nível de computação embarcada (8 núcleos padrão, ou módulos NVIDIA Jetson Orin de 40/100 TOPS), do tipo de LiDAR instalado (L1, Mid-360 ou XT16) ou da presença de braço robótico opcional (configurações EDU Plus). Especificações técnicas que variem entre configurações — velocidade máxima, capacidade de carga, autonomia de bateria — </w:t>
-            </w:r>
-            <w:r>
-              <w:rPr>
-                <w:i/>
-                <w:iCs/>
-                <w:color w:val="156082"/>
-              </w:rPr>
-              <w:lastRenderedPageBreak/>
-              <w:t>devem ser verificadas na ficha técnica específica da unidade efetivamente operada, prevalecendo, em caso de dúvida, os valores mais conservadores entre as configurações homologadas pela XD4Solutions.</w:t>
+              <w:t>Nota: Abrangência de Modelos: Este Manual aplica-se a todas as variantes do robô Unitree GO2 comercializadas ou operadas pela XD4Solutions, incluindo, sem caráter exaustivo, as configurações GO2 Air, GO2 Pro, GO2 X, GO2 EDU, GO2 EDU Plus e a variante rodo-articulada GO2-W, independentemente do nível de computação embarcada (8 núcleos padrão, ou módulos NVIDIA Jetson Orin de 40/100 TOPS), do tipo de LiDAR instalado (L1, Mid-360 ou XT16) ou da presença de braço robótico opcional (configurações EDU Plus). Especificações técnicas que variem entre configurações — velocidade máxima, capacidade de carga, autonomia de bateria — devem ser verificadas na ficha técnica específica da unidade efetivamente operada, prevalecendo, em caso de dúvida, os valores mais conservadores entre as configurações homologadas pela XD4Solutions.</w:t>
             </w:r>
           </w:p>
         </w:tc>
@@ -1305,15 +1183,7 @@
         <w:jc w:val="both"/>
       </w:pPr>
       <w:r>
-        <w:t xml:space="preserve">Todo o pessoal operacional habilitado a atuar como Operador 1 (Responsável pela Operação) </w:t>
-      </w:r>
-      <w:proofErr w:type="gramStart"/>
-      <w:r>
-        <w:t>ou Operador</w:t>
-      </w:r>
-      <w:proofErr w:type="gramEnd"/>
-      <w:r>
-        <w:t xml:space="preserve"> 2 (Observador/Apoio) nas operações com o Unitree GO2;</w:t>
+        <w:t>Todo o pessoal operacional habilitado a atuar como Operador 1 (Piloto em Comando) ou Operador 2 (Observador/Apoio) nas operações com o Unitree GO2;</w:t>
       </w:r>
     </w:p>
     <w:p>
@@ -1373,6 +1243,7 @@
         <w:jc w:val="both"/>
       </w:pPr>
       <w:r>
+        <w:lastRenderedPageBreak/>
         <w:t>Operações realizadas com outros modelos de robôs ou plataformas que não o Unitree GO2, as quais deverão seguir seus respectivos procedimentos operacionais;</w:t>
       </w:r>
     </w:p>
@@ -1415,15 +1286,7 @@
         <w:jc w:val="both"/>
       </w:pPr>
       <w:r>
-        <w:t xml:space="preserve">Atividades de manutenção corretiva de nível de fábrica (Depot </w:t>
-      </w:r>
-      <w:proofErr w:type="spellStart"/>
-      <w:r>
-        <w:t>Level</w:t>
-      </w:r>
-      <w:proofErr w:type="spellEnd"/>
-      <w:r>
-        <w:t xml:space="preserve"> Maintenance), restritas ao fabricante ou a centros de manutenção por ele autorizados.</w:t>
+        <w:t>Atividades de manutenção corretiva de nível de fábrica (Depot Level Maintenance), restritas ao fabricante ou a centros de manutenção por ele autorizados.</w:t>
       </w:r>
     </w:p>
     <w:p>
@@ -1435,7 +1298,7 @@
       <w:pPr>
         <w:pStyle w:val="Ttulo1"/>
       </w:pPr>
-      <w:bookmarkStart w:id="1" w:name="_Toc234915527"/>
+      <w:bookmarkStart w:id="1" w:name="_Toc235002852"/>
       <w:r>
         <w:lastRenderedPageBreak/>
         <w:t>2. CARACTERÍSTICAS DO ROBÔ</w:t>
@@ -1467,15 +1330,7 @@
         <w:jc w:val="both"/>
       </w:pPr>
       <w:r>
-        <w:t xml:space="preserve">As especificações a seguir referem-se aos valores de referência do robô Unitree GO2 em suas principais configurações (Air, </w:t>
-      </w:r>
-      <w:proofErr w:type="gramStart"/>
-      <w:r>
-        <w:t>Pro, X</w:t>
-      </w:r>
-      <w:proofErr w:type="gramEnd"/>
-      <w:r>
-        <w:t>, EDU e EDU Plus). Parâmetros como velocidade máxima, capacidade de carga e computação embarcada variam conforme o modelo especificamente homologado para a missão, devendo ser sempre confirmados na ficha técnica da unidade operada.</w:t>
+        <w:t>As especificações a seguir referem-se aos valores de referência do robô Unitree GO2 em suas principais configurações (Air, Pro, X, EDU e EDU Plus). Parâmetros como velocidade máxima, capacidade de carga e computação embarcada variam conforme o modelo especificamente homologado para a missão, devendo ser sempre confirmados na ficha técnica da unidade operada.</w:t>
       </w:r>
     </w:p>
     <w:p>
@@ -1545,7 +1400,7 @@
         <w:jc w:val="both"/>
       </w:pPr>
       <w:r>
-        <w:t>Velocidade de deslocamento: até 5 m/s (18 km/h) em configurações EDU, com variação conforme o modelo e as condições do terreno; velocidade deve ser reduzida em ambientes compartilhados com pessoas. A variante GO2-W possui características próprias de mobilidade e velocidade, devendo ser observada sua ficha técnica específica;</w:t>
+        <w:t>Velocidade de deslocamento: até 5 m/s (18 km/h) em configurações EDU, com variação conforme o modelo e as condições do terreno; velocidade deve ser reduzida em ambientes compartilhados com pessoas;</w:t>
       </w:r>
     </w:p>
     <w:p>
@@ -1573,15 +1428,7 @@
         <w:jc w:val="both"/>
       </w:pPr>
       <w:r>
-        <w:t xml:space="preserve">Atuadores: 12 motores elétricos de alto torque (torque articular máximo de referência de 45 </w:t>
-      </w:r>
-      <w:proofErr w:type="spellStart"/>
-      <w:r>
-        <w:t>N·m</w:t>
-      </w:r>
-      <w:proofErr w:type="spellEnd"/>
-      <w:r>
-        <w:t>), com sensores de força nos pés para adaptação dinâmica a diferentes tipos de piso;</w:t>
+        <w:t>Atuadores: 12 motores elétricos de alto torque (torque articular máximo de referência de 45 N·m), com sensores de força nos pés para adaptação dinâmica a diferentes tipos de piso;</w:t>
       </w:r>
     </w:p>
     <w:p>
@@ -1610,47 +1457,21 @@
         <w:jc w:val="both"/>
       </w:pPr>
       <w:r>
-        <w:t xml:space="preserve">Grau de proteção: O fabricante não publica classificação IP para a família Unitree GO2 em sua documentação técnica oficial. Alguns modelos, como o </w:t>
-      </w:r>
-      <w:r>
-        <w:rPr>
-          <w:b/>
-          <w:bCs/>
-        </w:rPr>
-        <w:t>GO2 X</w:t>
-      </w:r>
-      <w:r>
-        <w:t>, são comercializados para aplicações em ambientes externos e apresentam maior resistência à exposição ambiental; entretanto, na ausência de classificação IP oficialmente divulgada pela Unitree, devem ser observadas exclusivamente as recomendações operacionais do fabricante quanto à exposição à água e poeira.</w:t>
-      </w:r>
-    </w:p>
-    <w:p>
-      <w:pPr>
-        <w:numPr>
-          <w:ilvl w:val="0"/>
-          <w:numId w:val="1"/>
-        </w:numPr>
-        <w:spacing w:after="240"/>
-        <w:ind w:firstLine="709"/>
-        <w:jc w:val="both"/>
-      </w:pPr>
-      <w:r>
-        <w:t xml:space="preserve">Bateria: bateria de lítio recarregável com tensão nominal aproximada de 29,6 V e tensão máxima de carga de 33,6 V, 8.000 </w:t>
-      </w:r>
-      <w:proofErr w:type="spellStart"/>
-      <w:r>
-        <w:t>mAh</w:t>
-      </w:r>
-      <w:proofErr w:type="spellEnd"/>
-      <w:r>
-        <w:t xml:space="preserve"> na configuração padrão (opção de bateria de longa duração de 15.000 </w:t>
-      </w:r>
-      <w:proofErr w:type="spellStart"/>
-      <w:r>
-        <w:t>mAh</w:t>
-      </w:r>
-      <w:proofErr w:type="spellEnd"/>
-      <w:r>
-        <w:t>); sistema inteligente de monitoramento de estado de carga (SOC) e proteções integradas contra sobrecarga, sobrecorrente, sobretensão e temperatura inadequada;</w:t>
+        <w:t>Grau de proteção: equivalente a IP44 (não certificado, conforme especificação do fabricante); o robô não é impermeável, sendo vedada a operação sob chuva forte ou em ambientes encharcados;</w:t>
+      </w:r>
+    </w:p>
+    <w:p>
+      <w:pPr>
+        <w:numPr>
+          <w:ilvl w:val="0"/>
+          <w:numId w:val="1"/>
+        </w:numPr>
+        <w:spacing w:after="240"/>
+        <w:ind w:firstLine="709"/>
+        <w:jc w:val="both"/>
+      </w:pPr>
+      <w:r>
+        <w:t>Bateria: bateria de lítio recarregável de 28,8V a 33,6V, 8.000 mAh na configuração padrão (opção de bateria de longa duração de 15.000 mAh); sistema inteligente de monitoramento de estado de carga (SOC) e proteções integradas contra sobrecarga, sobrecorrente, sobretensão e temperatura inadequada;</w:t>
       </w:r>
     </w:p>
     <w:p>
@@ -1678,7 +1499,7 @@
         <w:jc w:val="both"/>
       </w:pPr>
       <w:r>
-        <w:t>Conectividade: o controle operacional ocorre por meio do controle remoto dedicado e dos meios de comunicação disponibilizados pelo fabricante; o Wi-Fi pode ser utilizado para operação e transmissão de dados, enquanto o Bluetooth é empregado principalmente para configuração e pareamento; quando existente, o módulo de comunicação celular (4G/5G) poderá ser utilizado conforme configuração da unidade. O alcance operacional dependerá da configuração instalada, do meio de comunicação empregado e das condições do ambiente, devendo sempre ser respeitadas as limitações estabelecidas pelo fabricante;</w:t>
+        <w:t>Conectividade: Wi-Fi 6 e Bluetooth 5.2 para configuração, telemetria e controle remoto assistido; alcance de controle remoto de referência superior a 30 m em linha de visada;</w:t>
       </w:r>
     </w:p>
     <w:p>
@@ -1706,7 +1527,6 @@
         <w:jc w:val="both"/>
       </w:pPr>
       <w:r>
-        <w:lastRenderedPageBreak/>
         <w:t>Funções de segurança de fábrica: recuperação automática de tropeço e de queda lateral (quando aplicável ao controlador de locomoção), parada de emergência (E-Stop) físico e remoto, e modo de contenção conservador em caso de instabilidade detectada.</w:t>
       </w:r>
     </w:p>
@@ -1876,6 +1696,7 @@
                 <w:sz w:val="20"/>
                 <w:szCs w:val="20"/>
               </w:rPr>
+              <w:lastRenderedPageBreak/>
               <w:t>Câmera grande angular integrada</w:t>
             </w:r>
           </w:p>
@@ -2016,23 +1837,7 @@
                 <w:sz w:val="20"/>
                 <w:szCs w:val="20"/>
               </w:rPr>
-              <w:t xml:space="preserve">Acionamento, </w:t>
-            </w:r>
-            <w:proofErr w:type="spellStart"/>
-            <w:r>
-              <w:rPr>
-                <w:sz w:val="20"/>
-                <w:szCs w:val="20"/>
-              </w:rPr>
-              <w:t>teleoperação</w:t>
-            </w:r>
-            <w:proofErr w:type="spellEnd"/>
-            <w:r>
-              <w:rPr>
-                <w:sz w:val="20"/>
-                <w:szCs w:val="20"/>
-              </w:rPr>
-              <w:t xml:space="preserve"> assistida e parada de emergência</w:t>
+              <w:t>Acionamento, teleoperação assistida e parada de emergência</w:t>
             </w:r>
           </w:p>
         </w:tc>
@@ -2163,25 +1968,7 @@
                 <w:iCs/>
                 <w:color w:val="156082"/>
               </w:rPr>
-              <w:t>Nota: o Unitree GO2 não é homologado, nesta versão do POP, para operação em atmosferas potencialmente explosivas (</w:t>
-            </w:r>
-            <w:proofErr w:type="spellStart"/>
-            <w:r>
-              <w:rPr>
-                <w:i/>
-                <w:iCs/>
-                <w:color w:val="156082"/>
-              </w:rPr>
-              <w:t>Ex</w:t>
-            </w:r>
-            <w:proofErr w:type="spellEnd"/>
-            <w:r>
-              <w:rPr>
-                <w:i/>
-                <w:iCs/>
-                <w:color w:val="156082"/>
-              </w:rPr>
-              <w:t>/ATEX), para manipulação de cargas superiores às especificadas pelo fabricante, para transporte de pessoas ou animais, nem para uso como dispositivo de resgate.</w:t>
+              <w:t>Nota: o Unitree GO2 não é homologado, nesta versão do POP, para operação em atmosferas potencialmente explosivas (Ex/ATEX), para manipulação de cargas superiores às especificadas pelo fabricante, para transporte de pessoas ou animais, nem para uso como dispositivo de resgate.</w:t>
             </w:r>
           </w:p>
         </w:tc>
@@ -2201,7 +1988,7 @@
       <w:pPr>
         <w:pStyle w:val="Ttulo1"/>
       </w:pPr>
-      <w:bookmarkStart w:id="2" w:name="_Toc234915528"/>
+      <w:bookmarkStart w:id="2" w:name="_Toc235002853"/>
       <w:r>
         <w:lastRenderedPageBreak/>
         <w:t>3. CONFIGURAÇÃO PERMITIDA</w:t>
@@ -2223,23 +2010,7 @@
         <w:jc w:val="both"/>
       </w:pPr>
       <w:r>
-        <w:t xml:space="preserve">A configuração do robô a ser empregada — modelo (Air, </w:t>
-      </w:r>
-      <w:proofErr w:type="gramStart"/>
-      <w:r>
-        <w:t>Pro, X</w:t>
-      </w:r>
-      <w:proofErr w:type="gramEnd"/>
-      <w:r>
-        <w:t xml:space="preserve">, EDU, EDU Plus ou GO2-W), tipo </w:t>
-      </w:r>
-      <w:proofErr w:type="gramStart"/>
-      <w:r>
-        <w:t>de LiDAR</w:t>
-      </w:r>
-      <w:proofErr w:type="gramEnd"/>
-      <w:r>
-        <w:t xml:space="preserve"> instalado e presença ou não de braço robótico — deve ser definida na fase de planejamento da missão (MGO – Planejamento da Missão), em função do objetivo operacional contratado, sendo registrada no dossiê da missão.</w:t>
+        <w:t>A configuração do robô a ser empregada — modelo (Air, Pro, X, EDU, EDU Plus ou GO2-W), tipo de LiDAR instalado e presença ou não de braço robótico — deve ser definida na fase de planejamento da missão (MGO – Planejamento da Missão), em função do objetivo operacional contratado, sendo registrada no dossiê da missão.</w:t>
       </w:r>
     </w:p>
     <w:p>
@@ -2289,7 +2060,7 @@
         <w:jc w:val="both"/>
       </w:pPr>
       <w:r>
-        <w:t>Alterações no comportamento do robô decorrentes de atualização devem ser validadas em ambiente controlado antes do emprego em missão comercial. Após qualquer atualização de firmware, deverá ser executada uma verificação funcional completa e uma missão de validação em ambiente controlado antes da liberação do equipamento para operações comerciais.</w:t>
+        <w:t>Alterações no comportamento do robô decorrentes de atualização devem ser validadas em ambiente controlado antes do emprego em missão comercial.</w:t>
       </w:r>
     </w:p>
     <w:p>
@@ -2315,17 +2086,8 @@
           <w:b/>
           <w:bCs/>
         </w:rPr>
-        <w:t>Modo Assistido/</w:t>
-      </w:r>
-      <w:proofErr w:type="spellStart"/>
-      <w:r>
-        <w:rPr>
-          <w:b/>
-          <w:bCs/>
-        </w:rPr>
-        <w:t>Teleoperado</w:t>
-      </w:r>
-      <w:proofErr w:type="spellEnd"/>
+        <w:t>Modo Assistido/Teleoperado</w:t>
+      </w:r>
       <w:r>
         <w:t>: o robô é conduzido em tempo real pelo Operador 1 por meio do controle remoto dedicado ou aplicativo móvel, sendo o modo padrão recomendado para a generalidade das missões de inspeção e patrulhamento;</w:t>
       </w:r>
@@ -2348,31 +2110,7 @@
         <w:t>Modo Autônomo Supervisionado</w:t>
       </w:r>
       <w:r>
-        <w:t xml:space="preserve">: o robô executa rotas de patrulhamento ou inspeção </w:t>
-      </w:r>
-      <w:proofErr w:type="spellStart"/>
-      <w:r>
-        <w:t>pré</w:t>
-      </w:r>
-      <w:proofErr w:type="spellEnd"/>
-      <w:r>
-        <w:t>-mapeadas (point cloud/</w:t>
-      </w:r>
-      <w:proofErr w:type="spellStart"/>
-      <w:r>
-        <w:t>waypoints</w:t>
-      </w:r>
-      <w:proofErr w:type="spellEnd"/>
-      <w:r>
-        <w:t xml:space="preserve">), com apoio </w:t>
-      </w:r>
-      <w:proofErr w:type="gramStart"/>
-      <w:r>
-        <w:t>de LiDAR</w:t>
-      </w:r>
-      <w:proofErr w:type="gramEnd"/>
-      <w:r>
-        <w:t xml:space="preserve"> e câmeras, permanecendo o Operador 1 em condições de assumir o controle manual a qualquer momento e de acionar a parada de emergência;</w:t>
+        <w:t>: o robô executa rotas de patrulhamento ou inspeção pré-mapeadas (point cloud/waypoints), com apoio de LiDAR e câmeras, permanecendo o Operador 1 em condições de assumir o controle manual a qualquer momento e de acionar a parada de emergência;</w:t>
       </w:r>
     </w:p>
     <w:p>
@@ -2398,6 +2136,346 @@
     </w:p>
     <w:p>
       <w:r>
+        <w:br w:type="page"/>
+      </w:r>
+    </w:p>
+    <w:p>
+      <w:pPr>
+        <w:pStyle w:val="Ttulo1"/>
+      </w:pPr>
+      <w:bookmarkStart w:id="3" w:name="_Toc235002854"/>
+      <w:r>
+        <w:lastRenderedPageBreak/>
+        <w:t>4. LIMITAÇÕES OPERACIONAIS</w:t>
+      </w:r>
+      <w:bookmarkEnd w:id="3"/>
+    </w:p>
+    <w:p>
+      <w:pPr>
+        <w:pStyle w:val="Ttulo2"/>
+      </w:pPr>
+      <w:r>
+        <w:t>4.1 Limites Ambientais</w:t>
+      </w:r>
+    </w:p>
+    <w:p>
+      <w:pPr>
+        <w:numPr>
+          <w:ilvl w:val="0"/>
+          <w:numId w:val="1"/>
+        </w:numPr>
+        <w:spacing w:after="240"/>
+        <w:ind w:firstLine="709"/>
+        <w:jc w:val="both"/>
+      </w:pPr>
+      <w:r>
+        <w:t>Faixa de temperatura de operação: conforme especificação do fabricante (referência geral: 0°C a 40°C);</w:t>
+      </w:r>
+    </w:p>
+    <w:p>
+      <w:pPr>
+        <w:numPr>
+          <w:ilvl w:val="0"/>
+          <w:numId w:val="1"/>
+        </w:numPr>
+        <w:spacing w:after="240"/>
+        <w:ind w:firstLine="709"/>
+        <w:jc w:val="both"/>
+      </w:pPr>
+      <w:r>
+        <w:t>Piso/terreno: piso plano, rampas de até 40° de inclinação e degraus/desníveis de até aproximadamente 16 cm são tolerados, conforme homologação do controlador de locomoção; terrenos irregulares, cascalho e grama são tolerados em velocidade reduzida;</w:t>
+      </w:r>
+    </w:p>
+    <w:p>
+      <w:pPr>
+        <w:numPr>
+          <w:ilvl w:val="0"/>
+          <w:numId w:val="1"/>
+        </w:numPr>
+        <w:spacing w:after="240"/>
+        <w:ind w:firstLine="709"/>
+        <w:jc w:val="both"/>
+      </w:pPr>
+      <w:r>
+        <w:t>Vedada a operação em piso extremamente escorregadio (gelo, óleo derramado) sem avaliação prévia específica, ou em terreno com risco de afundamento;</w:t>
+      </w:r>
+    </w:p>
+    <w:p>
+      <w:pPr>
+        <w:numPr>
+          <w:ilvl w:val="0"/>
+          <w:numId w:val="1"/>
+        </w:numPr>
+        <w:spacing w:after="240"/>
+        <w:ind w:firstLine="709"/>
+        <w:jc w:val="both"/>
+      </w:pPr>
+      <w:r>
+        <w:t>Vedada a operação sob chuva forte, neve ou em ambientes com poeira/névoa densa que comprometam a percepção dos sensores de navegação.</w:t>
+      </w:r>
+    </w:p>
+    <w:p>
+      <w:pPr>
+        <w:pStyle w:val="Ttulo2"/>
+      </w:pPr>
+      <w:r>
+        <w:t>4.2 Limites de Desempenho do Robô</w:t>
+      </w:r>
+    </w:p>
+    <w:p>
+      <w:pPr>
+        <w:numPr>
+          <w:ilvl w:val="0"/>
+          <w:numId w:val="1"/>
+        </w:numPr>
+        <w:spacing w:after="240"/>
+        <w:ind w:firstLine="709"/>
+        <w:jc w:val="both"/>
+      </w:pPr>
+      <w:r>
+        <w:t>Velocidade máxima de deslocamento: conforme especificação do modelo homologado (referência: até 5 m/s), devendo ser reduzida em ambientes com pessoas próximas ou em terrenos irregulares;</w:t>
+      </w:r>
+    </w:p>
+    <w:p>
+      <w:pPr>
+        <w:numPr>
+          <w:ilvl w:val="0"/>
+          <w:numId w:val="1"/>
+        </w:numPr>
+        <w:spacing w:after="240"/>
+        <w:ind w:firstLine="709"/>
+        <w:jc w:val="both"/>
+      </w:pPr>
+      <w:r>
+        <w:t>Carga máxima transportada: conforme Seção 2.1, não devendo ser excedida sob qualquer circunstância, considerando-se o efeito da carga sobre a autonomia e a estabilidade do robô;</w:t>
+      </w:r>
+    </w:p>
+    <w:p>
+      <w:pPr>
+        <w:numPr>
+          <w:ilvl w:val="0"/>
+          <w:numId w:val="1"/>
+        </w:numPr>
+        <w:spacing w:after="240"/>
+        <w:ind w:firstLine="709"/>
+        <w:jc w:val="both"/>
+      </w:pPr>
+      <w:r>
+        <w:t>Autonomia de bateria: conforme Seção 2.1, devendo ser considerada reserva operacional mínima de 20% de carga para retorno seguro e desligamento controlado;</w:t>
+      </w:r>
+    </w:p>
+    <w:p>
+      <w:pPr>
+        <w:numPr>
+          <w:ilvl w:val="0"/>
+          <w:numId w:val="1"/>
+        </w:numPr>
+        <w:spacing w:after="240"/>
+        <w:ind w:firstLine="709"/>
+        <w:jc w:val="both"/>
+      </w:pPr>
+      <w:r>
+        <w:t>Inclinação e altura de obstáculo máximas toleradas: conforme especificação do fabricante e validação do controlador de locomoção homologado pela XD4Solutions.</w:t>
+      </w:r>
+    </w:p>
+    <w:p>
+      <w:pPr>
+        <w:pStyle w:val="Ttulo2"/>
+      </w:pPr>
+      <w:r>
+        <w:t>4.3 Limites de Enlace de Comunicação</w:t>
+      </w:r>
+    </w:p>
+    <w:p>
+      <w:pPr>
+        <w:numPr>
+          <w:ilvl w:val="0"/>
+          <w:numId w:val="1"/>
+        </w:numPr>
+        <w:spacing w:after="240"/>
+        <w:ind w:firstLine="709"/>
+        <w:jc w:val="both"/>
+      </w:pPr>
+      <w:r>
+        <w:t>A operação em modo assistido/teleoperado exige enlace de comunicação estável entre o controle remoto/aplicativo e o robô (Wi-Fi 6 ou Bluetooth 5.2, conforme configuração), com alcance de referência superior a 30 m em linha de visada;</w:t>
+      </w:r>
+    </w:p>
+    <w:p>
+      <w:pPr>
+        <w:numPr>
+          <w:ilvl w:val="0"/>
+          <w:numId w:val="1"/>
+        </w:numPr>
+        <w:spacing w:after="240"/>
+        <w:ind w:firstLine="709"/>
+        <w:jc w:val="both"/>
+      </w:pPr>
+      <w:r>
+        <w:t xml:space="preserve">Perda do enlace de comunicação por período superior ao definido no procedimento de emergência (Seção 10.6) deve acionar o comportamento seguro </w:t>
+      </w:r>
+      <w:r>
+        <w:lastRenderedPageBreak/>
+        <w:t>programado (parada controlada, permanência em posição estável ou retorno ao último ponto de enlace confiável, conforme configuração homologada).</w:t>
+      </w:r>
+    </w:p>
+    <w:p>
+      <w:pPr>
+        <w:pStyle w:val="Ttulo2"/>
+      </w:pPr>
+      <w:r>
+        <w:t>4.4 Restrições Operacionais Adicionais</w:t>
+      </w:r>
+    </w:p>
+    <w:p>
+      <w:pPr>
+        <w:numPr>
+          <w:ilvl w:val="0"/>
+          <w:numId w:val="1"/>
+        </w:numPr>
+        <w:spacing w:after="240"/>
+        <w:ind w:firstLine="709"/>
+        <w:jc w:val="both"/>
+      </w:pPr>
+      <w:r>
+        <w:t>Vedada a operação do robô a menos de 30 m de pessoas não envolvidas e não anuentes com a operação, salvo quando houver barreira mecânica suficientemente forte para isolá-las e protegê-las, ou zona de exclusão específica definida na Avaliação de Risco da missão;</w:t>
+      </w:r>
+    </w:p>
+    <w:p>
+      <w:pPr>
+        <w:numPr>
+          <w:ilvl w:val="0"/>
+          <w:numId w:val="1"/>
+        </w:numPr>
+        <w:spacing w:after="240"/>
+        <w:ind w:firstLine="709"/>
+        <w:jc w:val="both"/>
+      </w:pPr>
+      <w:r>
+        <w:t>Vedada a operação em áreas classificadas como potencialmente explosivas (Ex/ATEX);</w:t>
+      </w:r>
+    </w:p>
+    <w:p>
+      <w:pPr>
+        <w:numPr>
+          <w:ilvl w:val="0"/>
+          <w:numId w:val="1"/>
+        </w:numPr>
+        <w:spacing w:after="240"/>
+        <w:ind w:firstLine="709"/>
+        <w:jc w:val="both"/>
+      </w:pPr>
+      <w:r>
+        <w:t>Vedado o transporte ou a manipulação de pessoas, animais ou cargas não homologadas pelo fabricante;</w:t>
+      </w:r>
+    </w:p>
+    <w:p>
+      <w:pPr>
+        <w:numPr>
+          <w:ilvl w:val="0"/>
+          <w:numId w:val="1"/>
+        </w:numPr>
+        <w:spacing w:after="240"/>
+        <w:ind w:firstLine="709"/>
+        <w:jc w:val="both"/>
+      </w:pPr>
+      <w:r>
+        <w:t>Vedada a operação sem a presença constante do Operador 1 em condições de intervir, mesmo em modo autônomo supervisionado.</w:t>
+      </w:r>
+    </w:p>
+    <w:p>
+      <w:pPr>
+        <w:pStyle w:val="Ttulo2"/>
+      </w:pPr>
+      <w:r>
+        <w:t>4.5 Perigos Típicos das Operações com Robôs Quadrúpedes</w:t>
+      </w:r>
+    </w:p>
+    <w:p>
+      <w:pPr>
+        <w:numPr>
+          <w:ilvl w:val="0"/>
+          <w:numId w:val="1"/>
+        </w:numPr>
+        <w:spacing w:after="240"/>
+        <w:ind w:firstLine="709"/>
+        <w:jc w:val="both"/>
+      </w:pPr>
+      <w:r>
+        <w:t>Perda de estabilidade ou tombamento do robô em terreno irregular, escorregadio ou com desnível superior ao homologado;</w:t>
+      </w:r>
+    </w:p>
+    <w:p>
+      <w:pPr>
+        <w:numPr>
+          <w:ilvl w:val="0"/>
+          <w:numId w:val="1"/>
+        </w:numPr>
+        <w:spacing w:after="240"/>
+        <w:ind w:firstLine="709"/>
+        <w:jc w:val="both"/>
+      </w:pPr>
+      <w:r>
+        <w:t>Pontos de esmagamento e aprisionamento (pinch points) nas articulações das pernas, especialmente durante a inicialização, a calibração e os movimentos de locomoção;</w:t>
+      </w:r>
+    </w:p>
+    <w:p>
+      <w:pPr>
+        <w:numPr>
+          <w:ilvl w:val="0"/>
+          <w:numId w:val="1"/>
+        </w:numPr>
+        <w:spacing w:after="240"/>
+        <w:ind w:firstLine="709"/>
+        <w:jc w:val="both"/>
+      </w:pPr>
+      <w:r>
+        <w:t>Contato indesejado com pessoas durante a locomoção em espaços compartilhados e de circulação, especialmente em velocidades mais altas;</w:t>
+      </w:r>
+    </w:p>
+    <w:p>
+      <w:pPr>
+        <w:numPr>
+          <w:ilvl w:val="0"/>
+          <w:numId w:val="1"/>
+        </w:numPr>
+        <w:spacing w:after="240"/>
+        <w:ind w:firstLine="709"/>
+        <w:jc w:val="both"/>
+      </w:pPr>
+      <w:r>
+        <w:t>Riscos elétricos e térmicos associados à bateria de lítio, incluindo risco de incêndio em caso de dano físico, sobrecarga ou curto-circuito;</w:t>
+      </w:r>
+    </w:p>
+    <w:p>
+      <w:pPr>
+        <w:numPr>
+          <w:ilvl w:val="0"/>
+          <w:numId w:val="1"/>
+        </w:numPr>
+        <w:spacing w:after="240"/>
+        <w:ind w:firstLine="709"/>
+        <w:jc w:val="both"/>
+      </w:pPr>
+      <w:r>
+        <w:t>Comportamento inesperado decorrente de falhas de percepção (sensores) ou de modelos de navegação autônoma baseados em IA, especialmente em ambientes não estruturados ou com iluminação deficiente;</w:t>
+      </w:r>
+    </w:p>
+    <w:p>
+      <w:pPr>
+        <w:numPr>
+          <w:ilvl w:val="0"/>
+          <w:numId w:val="1"/>
+        </w:numPr>
+        <w:spacing w:after="240"/>
+        <w:ind w:firstLine="709"/>
+        <w:jc w:val="both"/>
+      </w:pPr>
+      <w:r>
+        <w:t>Colisão com obstáculos de baixa altura ou pouco visíveis, fora do campo de percepção efetivo do LiDAR.</w:t>
+      </w:r>
+    </w:p>
+    <w:p>
+      <w:r>
         <w:lastRenderedPageBreak/>
         <w:br w:type="page"/>
       </w:r>
@@ -2406,372 +2484,7 @@
       <w:pPr>
         <w:pStyle w:val="Ttulo1"/>
       </w:pPr>
-      <w:bookmarkStart w:id="3" w:name="_Toc234915529"/>
-      <w:r>
-        <w:lastRenderedPageBreak/>
-        <w:t>4. LIMITAÇÕES OPERACIONAIS</w:t>
-      </w:r>
-      <w:bookmarkEnd w:id="3"/>
-    </w:p>
-    <w:p>
-      <w:pPr>
-        <w:pStyle w:val="Ttulo2"/>
-      </w:pPr>
-      <w:r>
-        <w:t>4.1 Limites Ambientais</w:t>
-      </w:r>
-    </w:p>
-    <w:p>
-      <w:pPr>
-        <w:numPr>
-          <w:ilvl w:val="0"/>
-          <w:numId w:val="1"/>
-        </w:numPr>
-        <w:spacing w:after="240"/>
-        <w:ind w:firstLine="709"/>
-        <w:jc w:val="both"/>
-      </w:pPr>
-      <w:r>
-        <w:t>Faixa de temperatura de operação: conforme especificação do fabricante (referência geral: 0°C a 40°C);</w:t>
-      </w:r>
-    </w:p>
-    <w:p>
-      <w:pPr>
-        <w:numPr>
-          <w:ilvl w:val="0"/>
-          <w:numId w:val="1"/>
-        </w:numPr>
-        <w:spacing w:after="240"/>
-        <w:ind w:firstLine="709"/>
-        <w:jc w:val="both"/>
-      </w:pPr>
-      <w:r>
-        <w:t>Piso/terreno: piso plano, rampas de até 40° de inclinação e degraus/desníveis de até aproximadamente 16 cm são tolerados, conforme homologação do controlador de locomoção; terrenos irregulares, cascalho e grama são tolerados em velocidade reduzida;</w:t>
-      </w:r>
-    </w:p>
-    <w:p>
-      <w:pPr>
-        <w:numPr>
-          <w:ilvl w:val="0"/>
-          <w:numId w:val="1"/>
-        </w:numPr>
-        <w:spacing w:after="240"/>
-        <w:ind w:firstLine="709"/>
-        <w:jc w:val="both"/>
-      </w:pPr>
-      <w:r>
-        <w:t>Vedada a operação em piso extremamente escorregadio (gelo, óleo derramado) sem avaliação prévia específica, ou em terreno com risco de afundamento;</w:t>
-      </w:r>
-    </w:p>
-    <w:p>
-      <w:pPr>
-        <w:numPr>
-          <w:ilvl w:val="0"/>
-          <w:numId w:val="1"/>
-        </w:numPr>
-        <w:spacing w:after="240"/>
-        <w:ind w:firstLine="709"/>
-        <w:jc w:val="both"/>
-      </w:pPr>
-      <w:r>
-        <w:t>Vedada a operação sob chuva forte, neve ou em ambientes com poeira/névoa densa que comprometam a percepção dos sensores de navegação.</w:t>
-      </w:r>
-    </w:p>
-    <w:p>
-      <w:pPr>
-        <w:pStyle w:val="Ttulo2"/>
-      </w:pPr>
-      <w:r>
-        <w:t>4.2 Limites de Desempenho do Robô</w:t>
-      </w:r>
-    </w:p>
-    <w:p>
-      <w:pPr>
-        <w:numPr>
-          <w:ilvl w:val="0"/>
-          <w:numId w:val="1"/>
-        </w:numPr>
-        <w:spacing w:after="240"/>
-        <w:ind w:firstLine="709"/>
-        <w:jc w:val="both"/>
-      </w:pPr>
-      <w:r>
-        <w:t>Velocidade máxima de deslocamento: conforme especificação do modelo homologado (referência: até 5 m/s), devendo ser reduzida em ambientes com pessoas próximas ou em terrenos irregulares. A variante GO2-W possui características próprias de mobilidade e velocidade, devendo ser observada sua ficha técnica específica;</w:t>
-      </w:r>
-    </w:p>
-    <w:p>
-      <w:pPr>
-        <w:numPr>
-          <w:ilvl w:val="0"/>
-          <w:numId w:val="1"/>
-        </w:numPr>
-        <w:spacing w:after="240"/>
-        <w:ind w:firstLine="709"/>
-        <w:jc w:val="both"/>
-      </w:pPr>
-      <w:r>
-        <w:t>Carga máxima transportada: conforme Seção 2.1, não devendo ser excedida sob qualquer circunstância, considerando-se o efeito da carga sobre a autonomia e a estabilidade do robô;</w:t>
-      </w:r>
-    </w:p>
-    <w:p>
-      <w:pPr>
-        <w:numPr>
-          <w:ilvl w:val="0"/>
-          <w:numId w:val="1"/>
-        </w:numPr>
-        <w:spacing w:after="240"/>
-        <w:ind w:firstLine="709"/>
-        <w:jc w:val="both"/>
-      </w:pPr>
-      <w:r>
-        <w:t>Autonomia de bateria: conforme Seção 2.1, devendo ser considerada reserva operacional mínima de 20% de carga para retorno seguro e desligamento controlado;</w:t>
-      </w:r>
-    </w:p>
-    <w:p>
-      <w:pPr>
-        <w:numPr>
-          <w:ilvl w:val="0"/>
-          <w:numId w:val="1"/>
-        </w:numPr>
-        <w:spacing w:after="240"/>
-        <w:ind w:firstLine="709"/>
-        <w:jc w:val="both"/>
-      </w:pPr>
-      <w:r>
-        <w:t>Inclinação e altura de obstáculo máximas toleradas: conforme especificação do fabricante e validação do controlador de locomoção homologado pela XD4Solutions.</w:t>
-      </w:r>
-    </w:p>
-    <w:p>
-      <w:pPr>
-        <w:pStyle w:val="Ttulo2"/>
-      </w:pPr>
-      <w:r>
-        <w:t>4.3 Limites de Enlace de Comunicação</w:t>
-      </w:r>
-    </w:p>
-    <w:p>
-      <w:pPr>
-        <w:numPr>
-          <w:ilvl w:val="0"/>
-          <w:numId w:val="1"/>
-        </w:numPr>
-        <w:spacing w:after="240"/>
-        <w:ind w:firstLine="709"/>
-        <w:jc w:val="both"/>
-      </w:pPr>
-      <w:r>
-        <w:t>A operação em modo assistido/</w:t>
-      </w:r>
-      <w:proofErr w:type="spellStart"/>
-      <w:r>
-        <w:t>teleoperado</w:t>
-      </w:r>
-      <w:proofErr w:type="spellEnd"/>
-      <w:r>
-        <w:t xml:space="preserve"> exige enlace de comunicação estável entre o controle remoto/aplicativo e o robô, estabelecido por meio do controle remoto dedicado e dos meios de comunicação disponibilizados pelo fabricante (Wi-Fi para operação e transmissão de dados, Bluetooth principalmente para configuração e pareamento e, quando disponível, módulo celular 4G/5G conforme configuração da unidade); o alcance operacional </w:t>
-      </w:r>
-      <w:r>
-        <w:lastRenderedPageBreak/>
-        <w:t>dependerá da configuração instalada, do meio de comunicação empregado e das condições do ambiente, devendo sempre ser respeitadas as limitações estabelecidas pelo fabricante;</w:t>
-      </w:r>
-    </w:p>
-    <w:p>
-      <w:pPr>
-        <w:numPr>
-          <w:ilvl w:val="0"/>
-          <w:numId w:val="1"/>
-        </w:numPr>
-        <w:spacing w:after="240"/>
-        <w:ind w:firstLine="709"/>
-        <w:jc w:val="both"/>
-      </w:pPr>
-      <w:r>
-        <w:t>Perda do enlace de comunicação por período superior ao definido no procedimento de emergência (Seção 10.6) deve acionar o comportamento seguro programado (parada controlada, permanência em posição estável ou retorno ao último ponto de enlace confiável, conforme configuração homologada).</w:t>
-      </w:r>
-    </w:p>
-    <w:p>
-      <w:pPr>
-        <w:pStyle w:val="Ttulo2"/>
-      </w:pPr>
-      <w:r>
-        <w:t>4.4 Restrições Operacionais Adicionais</w:t>
-      </w:r>
-    </w:p>
-    <w:p>
-      <w:pPr>
-        <w:numPr>
-          <w:ilvl w:val="0"/>
-          <w:numId w:val="1"/>
-        </w:numPr>
-        <w:spacing w:after="240"/>
-        <w:ind w:firstLine="709"/>
-        <w:jc w:val="both"/>
-      </w:pPr>
-      <w:r>
-        <w:t>A zona de exclusão deverá ser definida durante a Avaliação Preliminar de Risco (APR), considerando velocidade de deslocamento, ambiente operacional, obstáculos existentes, carga transportada, modo de operação e circulação de pessoas, sendo vedada a operação do robô junto a pessoas não envolvidas e não anuentes com a operação fora dos limites assim estabelecidos, salvo quando houver barreira mecânica suficientemente forte para isolá-las e protegê-las;</w:t>
-      </w:r>
-    </w:p>
-    <w:p>
-      <w:pPr>
-        <w:numPr>
-          <w:ilvl w:val="0"/>
-          <w:numId w:val="1"/>
-        </w:numPr>
-        <w:spacing w:after="240"/>
-        <w:ind w:firstLine="709"/>
-        <w:jc w:val="both"/>
-      </w:pPr>
-      <w:r>
-        <w:t>Vedada a operação em áreas classificadas como potencialmente explosivas (</w:t>
-      </w:r>
-      <w:proofErr w:type="spellStart"/>
-      <w:r>
-        <w:t>Ex</w:t>
-      </w:r>
-      <w:proofErr w:type="spellEnd"/>
-      <w:r>
-        <w:t>/ATEX);</w:t>
-      </w:r>
-    </w:p>
-    <w:p>
-      <w:pPr>
-        <w:numPr>
-          <w:ilvl w:val="0"/>
-          <w:numId w:val="1"/>
-        </w:numPr>
-        <w:spacing w:after="240"/>
-        <w:ind w:firstLine="709"/>
-        <w:jc w:val="both"/>
-      </w:pPr>
-      <w:r>
-        <w:t>Vedado o transporte ou a manipulação de pessoas, animais ou cargas não homologadas pelo fabricante;</w:t>
-      </w:r>
-    </w:p>
-    <w:p>
-      <w:pPr>
-        <w:numPr>
-          <w:ilvl w:val="0"/>
-          <w:numId w:val="1"/>
-        </w:numPr>
-        <w:spacing w:after="240"/>
-        <w:ind w:firstLine="709"/>
-        <w:jc w:val="both"/>
-      </w:pPr>
-      <w:r>
-        <w:t>Vedada a operação sem a presença constante do Operador 1 em condições de intervir, mesmo em modo autônomo supervisionado.</w:t>
-      </w:r>
-    </w:p>
-    <w:p>
-      <w:pPr>
-        <w:pStyle w:val="Ttulo2"/>
-      </w:pPr>
-      <w:r>
-        <w:t>4.5 Perigos Típicos das Operações com Robôs Quadrúpedes</w:t>
-      </w:r>
-    </w:p>
-    <w:p>
-      <w:pPr>
-        <w:numPr>
-          <w:ilvl w:val="0"/>
-          <w:numId w:val="1"/>
-        </w:numPr>
-        <w:spacing w:after="240"/>
-        <w:ind w:firstLine="709"/>
-        <w:jc w:val="both"/>
-      </w:pPr>
-      <w:r>
-        <w:t>Perda de estabilidade ou tombamento do robô em terreno irregular, escorregadio ou com desnível superior ao homologado;</w:t>
-      </w:r>
-    </w:p>
-    <w:p>
-      <w:pPr>
-        <w:numPr>
-          <w:ilvl w:val="0"/>
-          <w:numId w:val="1"/>
-        </w:numPr>
-        <w:spacing w:after="240"/>
-        <w:ind w:firstLine="709"/>
-        <w:jc w:val="both"/>
-      </w:pPr>
-      <w:r>
-        <w:t>Pontos de esmagamento e aprisionamento (</w:t>
-      </w:r>
-      <w:proofErr w:type="spellStart"/>
-      <w:r>
-        <w:t>pinch</w:t>
-      </w:r>
-      <w:proofErr w:type="spellEnd"/>
-      <w:r>
-        <w:t xml:space="preserve"> points) nas articulações das pernas, especialmente durante a inicialização, a calibração e os movimentos de locomoção;</w:t>
-      </w:r>
-    </w:p>
-    <w:p>
-      <w:pPr>
-        <w:numPr>
-          <w:ilvl w:val="0"/>
-          <w:numId w:val="1"/>
-        </w:numPr>
-        <w:spacing w:after="240"/>
-        <w:ind w:firstLine="709"/>
-        <w:jc w:val="both"/>
-      </w:pPr>
-      <w:r>
-        <w:t>Contato indesejado com pessoas durante a locomoção em espaços compartilhados e de circulação, especialmente em velocidades mais altas;</w:t>
-      </w:r>
-    </w:p>
-    <w:p>
-      <w:pPr>
-        <w:numPr>
-          <w:ilvl w:val="0"/>
-          <w:numId w:val="1"/>
-        </w:numPr>
-        <w:spacing w:after="240"/>
-        <w:ind w:firstLine="709"/>
-        <w:jc w:val="both"/>
-      </w:pPr>
-      <w:r>
-        <w:t>Riscos elétricos e térmicos associados à bateria de lítio, incluindo risco de incêndio em caso de dano físico, sobrecarga ou curto-circuito;</w:t>
-      </w:r>
-    </w:p>
-    <w:p>
-      <w:pPr>
-        <w:numPr>
-          <w:ilvl w:val="0"/>
-          <w:numId w:val="1"/>
-        </w:numPr>
-        <w:spacing w:after="240"/>
-        <w:ind w:firstLine="709"/>
-        <w:jc w:val="both"/>
-      </w:pPr>
-      <w:r>
-        <w:lastRenderedPageBreak/>
-        <w:t>Comportamento inesperado decorrente de falhas de percepção (sensores) ou de modelos de navegação autônoma baseados em IA, especialmente em ambientes não estruturados ou com iluminação deficiente;</w:t>
-      </w:r>
-    </w:p>
-    <w:p>
-      <w:pPr>
-        <w:numPr>
-          <w:ilvl w:val="0"/>
-          <w:numId w:val="1"/>
-        </w:numPr>
-        <w:spacing w:after="240"/>
-        <w:ind w:firstLine="709"/>
-        <w:jc w:val="both"/>
-      </w:pPr>
-      <w:r>
-        <w:t>Colisão com obstáculos de baixa altura ou pouco visíveis, fora do campo de percepção efetivo do LiDAR.</w:t>
-      </w:r>
-    </w:p>
-    <w:p>
-      <w:r>
-        <w:br w:type="page"/>
-      </w:r>
-    </w:p>
-    <w:p>
-      <w:pPr>
-        <w:pStyle w:val="Ttulo1"/>
-      </w:pPr>
-      <w:bookmarkStart w:id="4" w:name="_Toc234915530"/>
+      <w:bookmarkStart w:id="4" w:name="_Toc235002855"/>
       <w:r>
         <w:lastRenderedPageBreak/>
         <w:t>5. EQUIPAMENTOS NECESSÁRIOS</w:t>
@@ -2875,15 +2588,7 @@
         <w:jc w:val="both"/>
       </w:pPr>
       <w:r>
-        <w:t>Baterias reserva, carregador(es) homologado(s) (incluindo, quando aplicável, estação de recarga automática/</w:t>
-      </w:r>
-      <w:proofErr w:type="spellStart"/>
-      <w:r>
-        <w:t>pier</w:t>
-      </w:r>
-      <w:proofErr w:type="spellEnd"/>
-      <w:r>
-        <w:t xml:space="preserve"> de recarga) e maleta de transporte de baterias com proteção contra curto-circuito;</w:t>
+        <w:t>Baterias reserva, carregador(es) homologado(s) (incluindo, quando aplicável, estação de recarga automática/pier de recarga) e maleta de transporte de baterias com proteção contra curto-circuito;</w:t>
       </w:r>
     </w:p>
     <w:p>
@@ -2911,29 +2616,21 @@
         <w:jc w:val="both"/>
       </w:pPr>
       <w:r>
-        <w:t>Kit de primeiros socorros e equipamento de combate a incêndio adequado para ocorrências envolvendo baterias de íons de lítio, conforme avaliação de risco da operação e procedimentos internos da XD4Solutions, disponível no local da operação;</w:t>
-      </w:r>
-    </w:p>
-    <w:p>
-      <w:pPr>
-        <w:numPr>
-          <w:ilvl w:val="0"/>
-          <w:numId w:val="1"/>
-        </w:numPr>
-        <w:spacing w:after="240"/>
-        <w:ind w:firstLine="709"/>
-        <w:jc w:val="both"/>
-      </w:pPr>
-      <w:r>
-        <w:t xml:space="preserve">Equipamentos de Proteção Individual (EPI) conforme a Avaliação de Risco da missão, incluindo calçado de segurança e, quando aplicável, luvas de proteção </w:t>
-      </w:r>
-      <w:proofErr w:type="gramStart"/>
-      <w:r>
-        <w:t>contra pontos</w:t>
-      </w:r>
-      <w:proofErr w:type="gramEnd"/>
-      <w:r>
-        <w:t xml:space="preserve"> de esmagamento.</w:t>
+        <w:t>Kit de primeiros socorros e extintor de incêndio classe D ou específico para baterias de lítio, disponível no local da operação;</w:t>
+      </w:r>
+    </w:p>
+    <w:p>
+      <w:pPr>
+        <w:numPr>
+          <w:ilvl w:val="0"/>
+          <w:numId w:val="1"/>
+        </w:numPr>
+        <w:spacing w:after="240"/>
+        <w:ind w:firstLine="709"/>
+        <w:jc w:val="both"/>
+      </w:pPr>
+      <w:r>
+        <w:t>Equipamentos de Proteção Individual (EPI) conforme a Avaliação de Risco da missão, incluindo calçado de segurança e, quando aplicável, luvas de proteção contra pontos de esmagamento.</w:t>
       </w:r>
     </w:p>
     <w:p>
@@ -2945,7 +2642,7 @@
       <w:pPr>
         <w:pStyle w:val="Ttulo1"/>
       </w:pPr>
-      <w:bookmarkStart w:id="5" w:name="_Toc234915531"/>
+      <w:bookmarkStart w:id="5" w:name="_Toc235002856"/>
       <w:r>
         <w:lastRenderedPageBreak/>
         <w:t>6. REQUISITOS DA EQUIPE</w:t>
@@ -2967,7 +2664,7 @@
         <w:jc w:val="both"/>
       </w:pPr>
       <w:r>
-        <w:t>A equipe operacional mínima para a operação do robô Unitree GO2 é composta por 1 (um) Operador 1 habilitado. A presença de um Operador 2 é recomendada em missões que envolvam navegação autônoma supervisionada, ambientes com maior fluxo de pessoas ou necessidade de monitoramento adicional da zona de exclusão.</w:t>
+        <w:t>A tripulação mínima para a operação do robô Unitree GO2 é composta por 1 (um) Operador 1 habilitado. A presença de um Operador 2 é recomendada em missões que envolvam navegação autônoma supervisionada, ambientes com maior fluxo de pessoas ou necessidade de monitoramento adicional da zona de exclusão.</w:t>
       </w:r>
     </w:p>
     <w:p>
@@ -3061,7 +2758,7 @@
       <w:pPr>
         <w:pStyle w:val="Ttulo1"/>
       </w:pPr>
-      <w:bookmarkStart w:id="6" w:name="_Toc234915532"/>
+      <w:bookmarkStart w:id="6" w:name="_Toc235002857"/>
       <w:r>
         <w:lastRenderedPageBreak/>
         <w:t>7. INSPEÇÃO PRÉ-OPERAÇÃO</w:t>
@@ -3073,13 +2770,8 @@
         <w:pStyle w:val="Ttulo2"/>
       </w:pPr>
       <w:r>
-        <w:t xml:space="preserve">7.1 Checklist </w:t>
-      </w:r>
-      <w:proofErr w:type="spellStart"/>
-      <w:r>
-        <w:t>Pré-Missão</w:t>
-      </w:r>
-      <w:proofErr w:type="spellEnd"/>
+        <w:t>7.1 Checklist Pré-Missão</w:t>
+      </w:r>
     </w:p>
     <w:p>
       <w:pPr>
@@ -3192,15 +2884,7 @@
         <w:jc w:val="both"/>
       </w:pPr>
       <w:r>
-        <w:t xml:space="preserve">Limpeza das lentes da câmera e do </w:t>
-      </w:r>
-      <w:proofErr w:type="gramStart"/>
-      <w:r>
-        <w:t>sensor LiDAR</w:t>
-      </w:r>
-      <w:proofErr w:type="gramEnd"/>
-      <w:r>
-        <w:t>;</w:t>
+        <w:t>Limpeza das lentes da câmera e do sensor LiDAR;</w:t>
       </w:r>
     </w:p>
     <w:p>
@@ -3236,15 +2920,7 @@
         <w:jc w:val="both"/>
       </w:pPr>
       <w:r>
-        <w:t xml:space="preserve">Inicialização do robô e verificação do autoteste de sistema (IMU, articulações, sensores de força nos pés, câmera </w:t>
-      </w:r>
-      <w:proofErr w:type="gramStart"/>
-      <w:r>
-        <w:t>e LiDAR</w:t>
-      </w:r>
-      <w:proofErr w:type="gramEnd"/>
-      <w:r>
-        <w:t>);</w:t>
+        <w:t>Inicialização do robô e verificação do autoteste de sistema (IMU, articulações, sensores de força nos pés, câmera e LiDAR);</w:t>
       </w:r>
     </w:p>
     <w:p>
@@ -3299,7 +2975,7 @@
       <w:pPr>
         <w:pStyle w:val="Ttulo1"/>
       </w:pPr>
-      <w:bookmarkStart w:id="7" w:name="_Toc234915533"/>
+      <w:bookmarkStart w:id="7" w:name="_Toc235002858"/>
       <w:r>
         <w:lastRenderedPageBreak/>
         <w:t>8. CONFIGURAÇÃO DO ROBÔ</w:t>
@@ -3387,7 +3063,7 @@
       <w:pPr>
         <w:pStyle w:val="Ttulo1"/>
       </w:pPr>
-      <w:bookmarkStart w:id="8" w:name="_Toc234915534"/>
+      <w:bookmarkStart w:id="8" w:name="_Toc235002859"/>
       <w:r>
         <w:lastRenderedPageBreak/>
         <w:t>9. PROCEDIMENTO OPERACIONAL</w:t>
@@ -3445,7 +3121,7 @@
         <w:jc w:val="both"/>
       </w:pPr>
       <w:r>
-        <w:t>Em nenhuma hipótese o robô pode operar junto a pessoas não envolvidas e não anuentes fora dos limites da zona de exclusão definida na Avaliação Preliminar de Risco (APR) da missão, salvo barreira mecânica suficiente, devendo a zona de exclusão estar fisicamente demarcada e sinalizada;</w:t>
+        <w:t>Em nenhuma hipótese o robô pode operar a menos de 30 m horizontais de pessoas não envolvidas e não anuentes, salvo barreira mecânica suficiente ou zona de exclusão fisicamente demarcada e sinalizada;</w:t>
       </w:r>
     </w:p>
     <w:p>
@@ -3707,7 +3383,7 @@
       <w:pPr>
         <w:pStyle w:val="Ttulo1"/>
       </w:pPr>
-      <w:bookmarkStart w:id="9" w:name="_Toc234915535"/>
+      <w:bookmarkStart w:id="9" w:name="_Toc235002860"/>
       <w:r>
         <w:lastRenderedPageBreak/>
         <w:t>10. EMERGÊNCIAS E PLANO DE CONTENÇÃO</w:t>
@@ -3797,23 +3473,7 @@
         <w:t>Nível 2 (Atenção)</w:t>
       </w:r>
       <w:r>
-        <w:t>: alerta de temperatura elevada em motor/articulação; degradação da qualidade de imagem por poeira ou iluminação insuficiente; recuperação automática de escorregão (</w:t>
-      </w:r>
-      <w:proofErr w:type="spellStart"/>
-      <w:r>
-        <w:t>slip</w:t>
-      </w:r>
-      <w:proofErr w:type="spellEnd"/>
-      <w:r>
-        <w:t xml:space="preserve"> </w:t>
-      </w:r>
-      <w:proofErr w:type="spellStart"/>
-      <w:r>
-        <w:t>recovery</w:t>
-      </w:r>
-      <w:proofErr w:type="spellEnd"/>
-      <w:r>
-        <w:t>) acionada;</w:t>
+        <w:t>: alerta de temperatura elevada em motor/articulação; degradação da qualidade de imagem por poeira ou iluminação insuficiente; recuperação automática de escorregão (slip recovery) acionada;</w:t>
       </w:r>
     </w:p>
     <w:p>
@@ -3878,15 +3538,7 @@
         <w:jc w:val="both"/>
       </w:pPr>
       <w:r>
-        <w:t xml:space="preserve">A segurança das pessoas prevalece sobre a integridade do equipamento em toda e qualquer </w:t>
-      </w:r>
-      <w:proofErr w:type="gramStart"/>
-      <w:r>
-        <w:t>situação de emergência</w:t>
-      </w:r>
-      <w:proofErr w:type="gramEnd"/>
-      <w:r>
-        <w:t>. O Operador 1 deve priorizar o afastamento de pessoas da área de risco antes de qualquer tentativa de recuperação do robô.</w:t>
+        <w:t>A segurança das pessoas prevalece sobre a integridade do equipamento em toda e qualquer situação de emergência. O Operador 1 deve priorizar o afastamento de pessoas da área de risco antes de qualquer tentativa de recuperação do robô.</w:t>
       </w:r>
     </w:p>
     <w:p>
@@ -3894,23 +3546,7 @@
         <w:pStyle w:val="Ttulo3"/>
       </w:pPr>
       <w:r>
-        <w:t xml:space="preserve">10.5.2 </w:t>
-      </w:r>
-      <w:proofErr w:type="spellStart"/>
-      <w:r>
-        <w:t>Memory</w:t>
-      </w:r>
-      <w:proofErr w:type="spellEnd"/>
-      <w:r>
-        <w:t xml:space="preserve"> </w:t>
-      </w:r>
-      <w:proofErr w:type="spellStart"/>
-      <w:r>
-        <w:t>Items</w:t>
-      </w:r>
-      <w:proofErr w:type="spellEnd"/>
-      <w:r>
-        <w:t xml:space="preserve"> – Ações Imediatas</w:t>
+        <w:t>10.5.2 Memory Items – Ações Imediatas</w:t>
       </w:r>
     </w:p>
     <w:p>
@@ -3961,23 +3597,7 @@
         <w:pStyle w:val="Ttulo3"/>
       </w:pPr>
       <w:r>
-        <w:t>10.5.3 Critérios de Abortamento de Missão (</w:t>
-      </w:r>
-      <w:proofErr w:type="spellStart"/>
-      <w:r>
-        <w:t>Abort</w:t>
-      </w:r>
-      <w:proofErr w:type="spellEnd"/>
-      <w:r>
-        <w:t xml:space="preserve"> </w:t>
-      </w:r>
-      <w:proofErr w:type="spellStart"/>
-      <w:r>
-        <w:t>Criteria</w:t>
-      </w:r>
-      <w:proofErr w:type="spellEnd"/>
-      <w:r>
-        <w:t>)</w:t>
+        <w:t>10.5.3 Critérios de Abortamento de Missão (Abort Criteria)</w:t>
       </w:r>
     </w:p>
     <w:p>
@@ -4647,18 +4267,15 @@
         <w:jc w:val="both"/>
       </w:pPr>
       <w:r>
-        <w:t xml:space="preserve">Em caso de superaquecimento, deformação, odor anormal ou fumaça proveniente da bateria, desenergizar o robô imediatamente quando seguro fazê-lo, afastar todas as pessoas da área, isolar a bateria em local seguro e ventilado, e acionar o equipamento de combate a incêndio adequado para ocorrências envolvendo baterias de íons de lítio, conforme avaliação de risco da operação e </w:t>
-      </w:r>
+        <w:t>Em caso de superaquecimento, deformação, odor anormal ou fumaça proveniente da bateria, desenergizar o robô imediatamente quando seguro fazê-lo, afastar todas as pessoas da área, isolar a bateria em local seguro e ventilado, e acionar o extintor apropriado (classe D ou específico para lítio) caso haja princípio de incêndio, comunicando de imediato o Coordenador de Operações.</w:t>
+      </w:r>
+    </w:p>
+    <w:p>
+      <w:pPr>
+        <w:pStyle w:val="Ttulo2"/>
+      </w:pPr>
       <w:r>
         <w:lastRenderedPageBreak/>
-        <w:t>procedimentos internos da XD4Solutions, caso haja princípio de incêndio, comunicando de imediato o Coordenador de Operações.</w:t>
-      </w:r>
-    </w:p>
-    <w:p>
-      <w:pPr>
-        <w:pStyle w:val="Ttulo2"/>
-      </w:pPr>
-      <w:r>
         <w:t>10.12 Recuperação do Robô</w:t>
       </w:r>
     </w:p>
@@ -4725,7 +4342,7 @@
       <w:pPr>
         <w:pStyle w:val="Ttulo1"/>
       </w:pPr>
-      <w:bookmarkStart w:id="10" w:name="_Toc234915536"/>
+      <w:bookmarkStart w:id="10" w:name="_Toc235002861"/>
       <w:r>
         <w:lastRenderedPageBreak/>
         <w:t>11. PÓS-OPERAÇÃO</w:t>
@@ -4851,7 +4468,7 @@
       <w:pPr>
         <w:pStyle w:val="Ttulo1"/>
       </w:pPr>
-      <w:bookmarkStart w:id="11" w:name="_Toc234915537"/>
+      <w:bookmarkStart w:id="11" w:name="_Toc235002862"/>
       <w:r>
         <w:lastRenderedPageBreak/>
         <w:t>12. MANUTENÇÃO DE PRIMEIRO NÍVEL</w:t>
@@ -4971,7 +4588,7 @@
       <w:pPr>
         <w:pStyle w:val="Ttulo1"/>
       </w:pPr>
-      <w:bookmarkStart w:id="12" w:name="_Toc234915538"/>
+      <w:bookmarkStart w:id="12" w:name="_Toc235002863"/>
       <w:r>
         <w:lastRenderedPageBreak/>
         <w:t>13. REGISTROS OPERACIONAIS</w:t>
@@ -5023,7 +4640,7 @@
       <w:pPr>
         <w:pStyle w:val="Ttulo1"/>
       </w:pPr>
-      <w:bookmarkStart w:id="13" w:name="_Toc234915539"/>
+      <w:bookmarkStart w:id="13" w:name="_Toc235002864"/>
       <w:r>
         <w:lastRenderedPageBreak/>
         <w:t>14. SUPLEMENTOS</w:t>
@@ -5063,23 +4680,7 @@
           <w:b/>
           <w:bCs/>
         </w:rPr>
-        <w:t xml:space="preserve">Unitree GO2 - </w:t>
-      </w:r>
-      <w:proofErr w:type="spellStart"/>
-      <w:r>
-        <w:rPr>
-          <w:b/>
-          <w:bCs/>
-        </w:rPr>
-        <w:t>User</w:t>
-      </w:r>
-      <w:proofErr w:type="spellEnd"/>
-      <w:r>
-        <w:rPr>
-          <w:b/>
-          <w:bCs/>
-        </w:rPr>
-        <w:t xml:space="preserve"> Manual</w:t>
+        <w:t>Unitree GO2 - User Manual</w:t>
       </w:r>
       <w:r>
         <w:t xml:space="preserve"> (versão vigente);</w:t>
@@ -5151,68 +4752,43 @@
         <w:ind w:firstLine="709"/>
         <w:jc w:val="both"/>
       </w:pPr>
+      <w:proofErr w:type="spellStart"/>
       <w:r>
         <w:rPr>
           <w:b/>
           <w:bCs/>
         </w:rPr>
-        <w:t xml:space="preserve">Unitree GO2 SDK/ROS 2 - </w:t>
-      </w:r>
-      <w:proofErr w:type="spellStart"/>
+        <w:t>Unitree</w:t>
+      </w:r>
+      <w:proofErr w:type="spellEnd"/>
       <w:r>
         <w:rPr>
           <w:b/>
           <w:bCs/>
         </w:rPr>
-        <w:t>Developer</w:t>
-      </w:r>
-      <w:proofErr w:type="spellEnd"/>
+        <w:t xml:space="preserve"> GO2 SDK/ROS 2 - Developer Guide</w:t>
+      </w:r>
+      <w:r>
+        <w:t xml:space="preserve"> (versão vigente, quando aplicável à configuração EDU/EDU Plus);</w:t>
+      </w:r>
+    </w:p>
+    <w:p>
+      <w:pPr>
+        <w:numPr>
+          <w:ilvl w:val="0"/>
+          <w:numId w:val="1"/>
+        </w:numPr>
+        <w:spacing w:after="240"/>
+        <w:ind w:firstLine="709"/>
+        <w:jc w:val="both"/>
+      </w:pPr>
       <w:r>
         <w:rPr>
           <w:b/>
           <w:bCs/>
         </w:rPr>
-        <w:t xml:space="preserve"> </w:t>
-      </w:r>
-      <w:proofErr w:type="spellStart"/>
-      <w:r>
-        <w:rPr>
-          <w:b/>
-          <w:bCs/>
-        </w:rPr>
-        <w:t>Guide</w:t>
-      </w:r>
-      <w:proofErr w:type="spellEnd"/>
-      <w:r>
-        <w:t xml:space="preserve"> (versão vigente, quando aplicável à configuração EDU/EDU Plus);</w:t>
-      </w:r>
-    </w:p>
-    <w:p>
-      <w:pPr>
-        <w:numPr>
-          <w:ilvl w:val="0"/>
-          <w:numId w:val="1"/>
-        </w:numPr>
-        <w:spacing w:after="240"/>
-        <w:ind w:firstLine="709"/>
-        <w:jc w:val="both"/>
-      </w:pPr>
-      <w:r>
-        <w:rPr>
-          <w:b/>
-          <w:bCs/>
-        </w:rPr>
-        <w:t xml:space="preserve">Unitree GO2 – Battery Best </w:t>
-      </w:r>
-      <w:proofErr w:type="spellStart"/>
-      <w:r>
-        <w:rPr>
-          <w:b/>
-          <w:bCs/>
-        </w:rPr>
-        <w:t>Practices</w:t>
-      </w:r>
-      <w:proofErr w:type="spellEnd"/>
+        <w:t>Unitree GO2 – Battery Best Practices</w:t>
+      </w:r>
       <w:r>
         <w:t>, boletins de serviço e alertas de segurança emitidos pelo fabricante.</w:t>
       </w:r>
@@ -5236,15 +4812,7 @@
         <w:jc w:val="both"/>
       </w:pPr>
       <w:r>
-        <w:t xml:space="preserve">Suplemento C – Checklist </w:t>
-      </w:r>
-      <w:proofErr w:type="spellStart"/>
-      <w:r>
-        <w:t>Pré-Missão</w:t>
-      </w:r>
-      <w:proofErr w:type="spellEnd"/>
-      <w:r>
-        <w:t xml:space="preserve"> e Pré-Operação (ver Seção 7.1);</w:t>
+        <w:t>Suplemento C – Checklist Pré-Missão e Pré-Operação (ver Seção 7.1);</w:t>
       </w:r>
     </w:p>
     <w:p>
@@ -5273,210 +4841,6 @@
       </w:pPr>
       <w:r>
         <w:t>Suplemento H – Ficha de Controle de Baterias.</w:t>
-      </w:r>
-    </w:p>
-    <w:p>
-      <w:r>
-        <w:br w:type="page"/>
-      </w:r>
-    </w:p>
-    <w:p>
-      <w:pPr>
-        <w:pStyle w:val="Ttulo1"/>
-      </w:pPr>
-      <w:bookmarkStart w:id="14" w:name="_Toc234915540"/>
-      <w:r>
-        <w:lastRenderedPageBreak/>
-        <w:t>15. REFERÊNCIAS NORMATIVAS</w:t>
-      </w:r>
-      <w:bookmarkEnd w:id="14"/>
-    </w:p>
-    <w:p>
-      <w:pPr>
-        <w:spacing w:after="240"/>
-        <w:ind w:firstLine="709"/>
-        <w:jc w:val="both"/>
-      </w:pPr>
-      <w:r>
-        <w:t>As operações realizadas com o robô Unitree GO2 observam, no que couber, as normas e referências técnicas abaixo relacionadas, cuja aplicabilidade deve ser avaliada conforme o ambiente, o setor e as condições específicas de cada operação:</w:t>
-      </w:r>
-    </w:p>
-    <w:p>
-      <w:pPr>
-        <w:numPr>
-          <w:ilvl w:val="0"/>
-          <w:numId w:val="1"/>
-        </w:numPr>
-        <w:spacing w:after="240"/>
-        <w:ind w:firstLine="709"/>
-        <w:jc w:val="both"/>
-      </w:pPr>
-      <w:r>
-        <w:rPr>
-          <w:b/>
-          <w:bCs/>
-        </w:rPr>
-        <w:t>NR-12</w:t>
-      </w:r>
-      <w:r>
-        <w:t xml:space="preserve"> – Segurança no Trabalho em Máquinas e Equipamentos;</w:t>
-      </w:r>
-    </w:p>
-    <w:p>
-      <w:pPr>
-        <w:numPr>
-          <w:ilvl w:val="0"/>
-          <w:numId w:val="1"/>
-        </w:numPr>
-        <w:spacing w:after="240"/>
-        <w:ind w:firstLine="709"/>
-        <w:jc w:val="both"/>
-      </w:pPr>
-      <w:r>
-        <w:rPr>
-          <w:b/>
-          <w:bCs/>
-        </w:rPr>
-        <w:t>NR-10</w:t>
-      </w:r>
-      <w:r>
-        <w:t xml:space="preserve"> – Segurança em Instalações e Serviços em Eletricidade, quando aplicável ao ambiente da operação;</w:t>
-      </w:r>
-    </w:p>
-    <w:p>
-      <w:pPr>
-        <w:numPr>
-          <w:ilvl w:val="0"/>
-          <w:numId w:val="1"/>
-        </w:numPr>
-        <w:spacing w:after="240"/>
-        <w:ind w:firstLine="709"/>
-        <w:jc w:val="both"/>
-      </w:pPr>
-      <w:r>
-        <w:rPr>
-          <w:b/>
-          <w:bCs/>
-        </w:rPr>
-        <w:t>NR-20</w:t>
-      </w:r>
-      <w:r>
-        <w:t xml:space="preserve"> – Segurança e Saúde no Trabalho com Inflamáveis e Combustíveis, quando aplicável ao ambiente da operação;</w:t>
-      </w:r>
-    </w:p>
-    <w:p>
-      <w:pPr>
-        <w:numPr>
-          <w:ilvl w:val="0"/>
-          <w:numId w:val="1"/>
-        </w:numPr>
-        <w:spacing w:after="240"/>
-        <w:ind w:firstLine="709"/>
-        <w:jc w:val="both"/>
-      </w:pPr>
-      <w:r>
-        <w:rPr>
-          <w:b/>
-          <w:bCs/>
-        </w:rPr>
-        <w:t>NR-33</w:t>
-      </w:r>
-      <w:r>
-        <w:t xml:space="preserve"> – Segurança e Saúde nos Trabalhos em Espaços Confinados, quando aplicável ao ambiente da operação;</w:t>
-      </w:r>
-    </w:p>
-    <w:p>
-      <w:pPr>
-        <w:numPr>
-          <w:ilvl w:val="0"/>
-          <w:numId w:val="1"/>
-        </w:numPr>
-        <w:spacing w:after="240"/>
-        <w:ind w:firstLine="709"/>
-        <w:jc w:val="both"/>
-      </w:pPr>
-      <w:r>
-        <w:rPr>
-          <w:b/>
-          <w:bCs/>
-        </w:rPr>
-        <w:t>NR-35</w:t>
-      </w:r>
-      <w:r>
-        <w:t xml:space="preserve"> – Trabalho em Altura, quando aplicável ao ambiente da operação;</w:t>
-      </w:r>
-    </w:p>
-    <w:p>
-      <w:pPr>
-        <w:numPr>
-          <w:ilvl w:val="0"/>
-          <w:numId w:val="1"/>
-        </w:numPr>
-        <w:spacing w:after="240"/>
-        <w:ind w:firstLine="709"/>
-        <w:jc w:val="both"/>
-      </w:pPr>
-      <w:r>
-        <w:rPr>
-          <w:b/>
-          <w:bCs/>
-        </w:rPr>
-        <w:t>ISO 12100</w:t>
-      </w:r>
-      <w:r>
-        <w:t xml:space="preserve"> – Segurança de Máquinas, princípios gerais de projeto e avaliação de risco;</w:t>
-      </w:r>
-    </w:p>
-    <w:p>
-      <w:pPr>
-        <w:numPr>
-          <w:ilvl w:val="0"/>
-          <w:numId w:val="1"/>
-        </w:numPr>
-        <w:spacing w:after="240"/>
-        <w:ind w:firstLine="709"/>
-        <w:jc w:val="both"/>
-      </w:pPr>
-      <w:r>
-        <w:rPr>
-          <w:b/>
-          <w:bCs/>
-        </w:rPr>
-        <w:t>ISO 10218</w:t>
-      </w:r>
-      <w:r>
-        <w:t xml:space="preserve"> – Robôs Industriais, utilizada como referência de boas práticas, ainda que o Unitree GO2 não se enquadre estritamente como robô industrial fixo;</w:t>
-      </w:r>
-    </w:p>
-    <w:p>
-      <w:pPr>
-        <w:numPr>
-          <w:ilvl w:val="0"/>
-          <w:numId w:val="1"/>
-        </w:numPr>
-        <w:spacing w:after="240"/>
-        <w:ind w:firstLine="709"/>
-        <w:jc w:val="both"/>
-      </w:pPr>
-      <w:r>
-        <w:rPr>
-          <w:b/>
-          <w:bCs/>
-        </w:rPr>
-        <w:t>ISO 3691-4</w:t>
-      </w:r>
-      <w:r>
-        <w:t xml:space="preserve"> – Veículos Industriais Motorizados Sem Condutor e seus Sistemas, quando aplicável à robótica móvel autônoma ou supervisionada.</w:t>
-      </w:r>
-    </w:p>
-    <w:p>
-      <w:pPr>
-        <w:spacing w:after="240"/>
-        <w:ind w:firstLine="709"/>
-        <w:jc w:val="both"/>
-      </w:pPr>
-      <w:r>
-        <w:t>A relação acima não é exaustiva, cabendo ao Coordenador de Operações identificar, na Avaliação Preliminar de Risco (APR) de cada missão, quaisquer outras normas setoriais ou locais aplicáveis ao ambiente específico de operação.</w:t>
       </w:r>
     </w:p>
     <w:p>
@@ -9615,6 +8979,7 @@
   <w:style w:type="character" w:default="1" w:styleId="Fontepargpadro">
     <w:name w:val="Default Paragraph Font"/>
     <w:uiPriority w:val="1"/>
+    <w:semiHidden/>
     <w:unhideWhenUsed/>
   </w:style>
   <w:style w:type="table" w:default="1" w:styleId="Tabelanormal">

--- a/documentos-fonte/POP_ROBO_GO2.docx
+++ b/documentos-fonte/POP_ROBO_GO2.docx
@@ -220,34 +220,127 @@
       <w:pPr>
         <w:spacing w:before="200" w:line="276" w:lineRule="auto"/>
         <w:ind w:firstLine="709"/>
-      </w:pPr>
-      <w:r>
-        <w:t>testando</w:t>
+        <w:jc w:val="both"/>
+      </w:pPr>
+      <w:r>
+        <w:t xml:space="preserve">Este Manual foi elaborado pela </w:t>
+      </w:r>
+      <w:r>
+        <w:rPr>
+          <w:b/>
+          <w:bCs/>
+        </w:rPr>
+        <w:t>XD4Solutions</w:t>
+      </w:r>
+      <w:r>
+        <w:t xml:space="preserve"> para estabelecer os procedimentos operacionais padronizados aplicáveis às operações realizadas com o </w:t>
+      </w:r>
+      <w:r>
+        <w:rPr>
+          <w:b/>
+          <w:bCs/>
+        </w:rPr>
+        <w:t xml:space="preserve">Robô Quadrúpede </w:t>
+      </w:r>
+      <w:proofErr w:type="spellStart"/>
+      <w:r>
+        <w:rPr>
+          <w:b/>
+          <w:bCs/>
+        </w:rPr>
+        <w:t>Unitree</w:t>
+      </w:r>
+      <w:proofErr w:type="spellEnd"/>
+      <w:r>
+        <w:rPr>
+          <w:b/>
+          <w:bCs/>
+        </w:rPr>
+        <w:t xml:space="preserve"> GO2</w:t>
+      </w:r>
+      <w:r>
+        <w:t>.</w:t>
       </w:r>
     </w:p>
     <w:p>
       <w:pPr>
         <w:spacing w:before="200" w:line="276" w:lineRule="auto"/>
         <w:ind w:firstLine="709"/>
-      </w:pPr>
+        <w:jc w:val="both"/>
+      </w:pPr>
+      <w:r>
+        <w:t xml:space="preserve">Seu conteúdo foi desenvolvido com base na experiência operacional da XD4Solutions, nas recomendações e documentação técnica do fabricante </w:t>
+      </w:r>
+      <w:proofErr w:type="spellStart"/>
+      <w:r>
+        <w:t>Unitree</w:t>
+      </w:r>
+      <w:proofErr w:type="spellEnd"/>
+      <w:r>
+        <w:t>, nas normas de segurança de máquinas aplicáveis (NR-12) e nas melhores práticas de operação de robôs quadrúpedes em ambientes compartilhados com pessoas.</w:t>
+      </w:r>
     </w:p>
     <w:p>
       <w:pPr>
         <w:spacing w:before="200" w:line="276" w:lineRule="auto"/>
         <w:ind w:firstLine="709"/>
-      </w:pPr>
+        <w:jc w:val="both"/>
+      </w:pPr>
+      <w:r>
+        <w:t xml:space="preserve">A estrutura deste Manual incorpora princípios de disciplina operacional amplamente utilizados na aviação e já adotados pela XD4Solutions em suas demais plataformas, como o emprego sistemático de checklists, a realização de briefings e </w:t>
+      </w:r>
+      <w:proofErr w:type="spellStart"/>
+      <w:r>
+        <w:t>debriefings</w:t>
+      </w:r>
+      <w:proofErr w:type="spellEnd"/>
+      <w:r>
+        <w:t>, a tomada de decisão Go/</w:t>
+      </w:r>
+      <w:proofErr w:type="spellStart"/>
+      <w:r>
+        <w:t>No-Go</w:t>
+      </w:r>
+      <w:proofErr w:type="spellEnd"/>
+      <w:r>
+        <w:t xml:space="preserve">, a definição clara de responsabilidades e a manutenção de uma cadeia de comando durante as operações. Esses conceitos foram adaptados à realidade das atividades desenvolvidas pela XD4Solutions, considerando as características específicas do </w:t>
+      </w:r>
+      <w:proofErr w:type="spellStart"/>
+      <w:r>
+        <w:t>Unitree</w:t>
+      </w:r>
+      <w:proofErr w:type="spellEnd"/>
+      <w:r>
+        <w:t xml:space="preserve"> GO2 e da operação de um robô quadrúpede em ambientes industriais e institucionais compartilhados com pessoas.</w:t>
+      </w:r>
     </w:p>
     <w:p>
       <w:pPr>
         <w:spacing w:before="200" w:line="276" w:lineRule="auto"/>
         <w:ind w:firstLine="709"/>
-      </w:pPr>
+        <w:jc w:val="both"/>
+      </w:pPr>
+      <w:r>
+        <w:t>Este Manual tem como finalidade padronizar as operações, promover a segurança das equipes, preservar a integridade dos equipamentos, garantir a qualidade técnica das inspeções e assegurar a uniformidade dos serviços executados pela XD4Solutions.</w:t>
+      </w:r>
     </w:p>
     <w:p>
       <w:pPr>
         <w:spacing w:before="200" w:line="276" w:lineRule="auto"/>
         <w:ind w:firstLine="709"/>
-      </w:pPr>
+        <w:jc w:val="both"/>
+      </w:pPr>
+      <w:r>
+        <w:t xml:space="preserve">As práticas e procedimentos descritos refletem a estrutura organizacional, a cultura de segurança e os processos internos adotados pela XD4Solutions, sendo proporcionais à natureza de suas operações e voltados à utilização segura e eficiente do </w:t>
+      </w:r>
+      <w:proofErr w:type="spellStart"/>
+      <w:r>
+        <w:t>Unitree</w:t>
+      </w:r>
+      <w:proofErr w:type="spellEnd"/>
+      <w:r>
+        <w:t xml:space="preserve"> GO2 em aplicações industriais, institucionais e de pesquisa.</w:t>
+      </w:r>
     </w:p>
     <w:p>
       <w:pPr>
@@ -259,6 +352,45 @@
       <w:pPr>
         <w:spacing w:before="200" w:line="276" w:lineRule="auto"/>
         <w:ind w:firstLine="709"/>
+      </w:pPr>
+    </w:p>
+    <w:p>
+      <w:pPr>
+        <w:spacing w:before="200" w:line="276" w:lineRule="auto"/>
+        <w:ind w:firstLine="709"/>
+      </w:pPr>
+    </w:p>
+    <w:p>
+      <w:pPr>
+        <w:spacing w:before="200" w:line="276" w:lineRule="auto"/>
+        <w:ind w:firstLine="709"/>
+      </w:pPr>
+    </w:p>
+    <w:p>
+      <w:pPr>
+        <w:spacing w:before="200" w:line="276" w:lineRule="auto"/>
+        <w:ind w:firstLine="709"/>
+      </w:pPr>
+    </w:p>
+    <w:p>
+      <w:pPr>
+        <w:spacing w:before="200" w:line="276" w:lineRule="auto"/>
+        <w:ind w:firstLine="709"/>
+      </w:pPr>
+    </w:p>
+    <w:p>
+      <w:pPr>
+        <w:spacing w:before="200" w:line="276" w:lineRule="auto"/>
+      </w:pPr>
+    </w:p>
+    <w:p>
+      <w:pPr>
+        <w:spacing w:before="200" w:line="276" w:lineRule="auto"/>
+      </w:pPr>
+    </w:p>
+    <w:p>
+      <w:pPr>
+        <w:spacing w:before="200" w:line="276" w:lineRule="auto"/>
       </w:pPr>
     </w:p>
     <w:p>
@@ -990,6 +1122,18 @@
         <w:jc w:val="both"/>
       </w:pPr>
       <w:r>
+        <w:lastRenderedPageBreak/>
+        <w:t xml:space="preserve"> </w:t>
+      </w:r>
+      <w:proofErr w:type="spellStart"/>
+      <w:r>
+        <w:t>Testenado</w:t>
+      </w:r>
+      <w:proofErr w:type="spellEnd"/>
+      <w:r>
+        <w:t xml:space="preserve"> </w:t>
+      </w:r>
+      <w:r>
         <w:t xml:space="preserve">O presente Manual tem por objetivo estabelecer, de forma padronizada, disciplinada e auditável, os Procedimentos Operacionais Padrão (POP) da </w:t>
       </w:r>
       <w:r>
@@ -1076,7 +1220,6 @@
         <w:jc w:val="both"/>
       </w:pPr>
       <w:r>
-        <w:lastRenderedPageBreak/>
         <w:t>Definir os procedimentos de emergência e de contenção aplicáveis a falhas de locomoção, perda de comunicação, falhas de bateria e demais ocorrências típicas da operação de robôs quadrúpedes.</w:t>
       </w:r>
     </w:p>
@@ -1243,7 +1386,6 @@
         <w:jc w:val="both"/>
       </w:pPr>
       <w:r>
-        <w:lastRenderedPageBreak/>
         <w:t>Operações realizadas com outros modelos de robôs ou plataformas que não o Unitree GO2, as quais deverão seguir seus respectivos procedimentos operacionais;</w:t>
       </w:r>
     </w:p>
@@ -8979,7 +9121,6 @@
   <w:style w:type="character" w:default="1" w:styleId="Fontepargpadro">
     <w:name w:val="Default Paragraph Font"/>
     <w:uiPriority w:val="1"/>
-    <w:semiHidden/>
     <w:unhideWhenUsed/>
   </w:style>
   <w:style w:type="table" w:default="1" w:styleId="Tabelanormal">
